--- a/FinalProject/DSCI632_Diabetes_Risk_Prediction_Report.docx
+++ b/FinalProject/DSCI632_Diabetes_Risk_Prediction_Report.docx
@@ -1,6 +1,6 @@
 
 <file path=word/document.xml><?xml version="1.0" encoding="utf-8"?>
-<w:document xmlns:wpc="http://schemas.microsoft.com/office/word/2010/wordprocessingCanvas" xmlns:cx="http://schemas.microsoft.com/office/drawing/2014/chartex" xmlns:cx1="http://schemas.microsoft.com/office/drawing/2015/9/8/chartex" xmlns:cx2="http://schemas.microsoft.com/office/drawing/2015/10/21/chartex" xmlns:cx3="http://schemas.microsoft.com/office/drawing/2016/5/9/chartex" xmlns:cx4="http://schemas.microsoft.com/office/drawing/2016/5/10/chartex" xmlns:cx5="http://schemas.microsoft.com/office/drawing/2016/5/11/chartex" xmlns:cx6="http://schemas.microsoft.com/office/drawing/2016/5/12/chartex" xmlns:cx7="http://schemas.microsoft.com/office/drawing/2016/5/13/chartex" xmlns:cx8="http://schemas.microsoft.com/office/drawing/2016/5/14/chartex" xmlns:mc="http://schemas.openxmlformats.org/markup-compatibility/2006" xmlns:aink="http://schemas.microsoft.com/office/drawing/2016/ink" xmlns:am3d="http://schemas.microsoft.com/office/drawing/2017/model3d" xmlns:o="urn:schemas-microsoft-com:office:office" xmlns:oel="http://schemas.microsoft.com/office/2019/extlst" xmlns:r="http://schemas.openxmlformats.org/officeDocument/2006/relationships" xmlns:m="http://schemas.openxmlformats.org/officeDocument/2006/math" xmlns:v="urn:schemas-microsoft-com:vml" xmlns:wp14="http://schemas.microsoft.com/office/word/2010/wordprocessingDrawing" xmlns:wp="http://schemas.openxmlformats.org/drawingml/2006/wordprocessingDrawing" xmlns:w10="urn:schemas-microsoft-com:office:word" xmlns:w="http://schemas.openxmlformats.org/wordprocessingml/2006/main" xmlns:w14="http://schemas.microsoft.com/office/word/2010/wordml" xmlns:w15="http://schemas.microsoft.com/office/word/2012/wordml" xmlns:w16cei="http://schemas.microsoft.com/office/word/2026/wordml/cei" xmlns:w16cex="http://schemas.microsoft.com/office/word/2018/wordml/cex" xmlns:w16cid="http://schemas.microsoft.com/office/word/2016/wordml/cid" xmlns:w16="http://schemas.microsoft.com/office/word/2018/wordml" xmlns:w16du="http://schemas.microsoft.com/office/word/2023/wordml/word16du" xmlns:w16sdtdh="http://schemas.microsoft.com/office/word/2020/wordml/sdtdatahash" xmlns:w16sdtfl="http://schemas.microsoft.com/office/word/2024/wordml/sdtformatlock" xmlns:w16se="http://schemas.microsoft.com/office/word/2015/wordml/symex" xmlns:wpg="http://schemas.microsoft.com/office/word/2010/wordprocessingGroup" xmlns:wpi="http://schemas.microsoft.com/office/word/2010/wordprocessingInk" xmlns:wne="http://schemas.microsoft.com/office/word/2006/wordml" xmlns:wps="http://schemas.microsoft.com/office/word/2010/wordprocessingShape" mc:Ignorable="w14 w15 w16se w16cid w16 w16cex w16sdtdh w16sdtfl w16du wp14">
+<w:document xmlns:wpc="http://schemas.microsoft.com/office/word/2010/wordprocessingCanvas" xmlns:cx="http://schemas.microsoft.com/office/drawing/2014/chartex" xmlns:cx1="http://schemas.microsoft.com/office/drawing/2015/9/8/chartex" xmlns:cx2="http://schemas.microsoft.com/office/drawing/2015/10/21/chartex" xmlns:cx3="http://schemas.microsoft.com/office/drawing/2016/5/9/chartex" xmlns:cx4="http://schemas.microsoft.com/office/drawing/2016/5/10/chartex" xmlns:cx5="http://schemas.microsoft.com/office/drawing/2016/5/11/chartex" xmlns:cx6="http://schemas.microsoft.com/office/drawing/2016/5/12/chartex" xmlns:cx7="http://schemas.microsoft.com/office/drawing/2016/5/13/chartex" xmlns:cx8="http://schemas.microsoft.com/office/drawing/2016/5/14/chartex" xmlns:mc="http://schemas.openxmlformats.org/markup-compatibility/2006" xmlns:aink="http://schemas.microsoft.com/office/drawing/2016/ink" xmlns:am3d="http://schemas.microsoft.com/office/drawing/2017/model3d" xmlns:o="urn:schemas-microsoft-com:office:office" xmlns:oel="http://schemas.microsoft.com/office/2019/extlst" xmlns:r="http://schemas.openxmlformats.org/officeDocument/2006/relationships" xmlns:m="http://schemas.openxmlformats.org/officeDocument/2006/math" xmlns:v="urn:schemas-microsoft-com:vml" xmlns:wp14="http://schemas.microsoft.com/office/word/2010/wordprocessingDrawing" xmlns:wp="http://schemas.openxmlformats.org/drawingml/2006/wordprocessingDrawing" xmlns:w10="urn:schemas-microsoft-com:office:word" xmlns:w="http://schemas.openxmlformats.org/wordprocessingml/2006/main" xmlns:w14="http://schemas.microsoft.com/office/word/2010/wordml" xmlns:w15="http://schemas.microsoft.com/office/word/2012/wordml" xmlns:w16cex="http://schemas.microsoft.com/office/word/2018/wordml/cex" xmlns:w16cid="http://schemas.microsoft.com/office/word/2016/wordml/cid" xmlns:w16="http://schemas.microsoft.com/office/word/2018/wordml" xmlns:w16du="http://schemas.microsoft.com/office/word/2023/wordml/word16du" xmlns:w16sdtdh="http://schemas.microsoft.com/office/word/2020/wordml/sdtdatahash" xmlns:w16sdtfl="http://schemas.microsoft.com/office/word/2024/wordml/sdtformatlock" xmlns:w16se="http://schemas.microsoft.com/office/word/2015/wordml/symex" xmlns:wpg="http://schemas.microsoft.com/office/word/2010/wordprocessingGroup" xmlns:wpi="http://schemas.microsoft.com/office/word/2010/wordprocessingInk" xmlns:wne="http://schemas.microsoft.com/office/word/2006/wordml" xmlns:wps="http://schemas.microsoft.com/office/word/2010/wordprocessingShape" mc:Ignorable="w14 w15 w16se w16cid w16 w16cex w16sdtdh w16sdtfl w16du wp14">
   <w:body>
     <w:p>
       <w:pPr>
@@ -94,8 +94,8 @@
       <w:pPr>
         <w:spacing w:after="60" w:line="240" w:lineRule="auto"/>
         <w:rPr>
-          <w:sz w:val="24"/>
-          <w:szCs w:val="32"/>
+          <w:sz w:val="14"/>
+          <w:szCs w:val="18"/>
         </w:rPr>
       </w:pPr>
       <w:r>
@@ -103,33 +103,72 @@
           <w:sz w:val="24"/>
           <w:szCs w:val="32"/>
         </w:rPr>
-        <w:t>This project develops a scalable diabetes-risk prediction workflow using PySpark DataFrames, Spark SQL, and PySpark MLlib. The dataset contains 100,000 patient records and nine variables, including demographic characteristics, cardiovascular comorbidities, smoking history, body mass index (BMI), HbA1c, blood glucose, and a binary diabetes outcome. Exploratory data analysis (EDA) identified substantial class imbalance: 91.5% of records are non-diabetic and 8.5% are diabetic. Diabetic patients were older and had higher mean BMI, HbA1c, and blood glucose. Diabetes prevalence was also markedly higher among patients with hypertension, heart disease, obesity, and HbA1c above 6.5. The machine-learning component specifies Logistic Regression and Random Forest classifiers in PySpark MLlib, evaluated on a held-out 20% test set using accuracy, precision, recall, F1 score, AUC-ROC, and confusion matrices. Recall is emphasized because diabetic cases form the minority class.</w:t>
+        <w:t xml:space="preserve">This project develops a scalable diabetes-risk prediction workflow using </w:t>
       </w:r>
-    </w:p>
-    <w:p>
-      <w:pPr>
-        <w:spacing w:after="60" w:line="240" w:lineRule="auto"/>
-        <w:rPr>
-          <w:sz w:val="24"/>
-          <w:szCs w:val="32"/>
-        </w:rPr>
-      </w:pPr>
+      <w:proofErr w:type="spellStart"/>
       <w:r>
         <w:rPr>
           <w:sz w:val="24"/>
           <w:szCs w:val="32"/>
         </w:rPr>
-        <w:t>Keywords—PySpark, MLlib, diabetes, exploratory data analysis, Logistic Regression, Random Forest, cloud computing.</w:t>
+        <w:t>PySpark</w:t>
       </w:r>
-    </w:p>
-    <w:p>
-      <w:pPr>
-        <w:spacing w:after="60" w:line="240" w:lineRule="auto"/>
+      <w:proofErr w:type="spellEnd"/>
+      <w:r>
         <w:rPr>
-          <w:sz w:val="14"/>
-          <w:szCs w:val="18"/>
+          <w:sz w:val="24"/>
+          <w:szCs w:val="32"/>
         </w:rPr>
-      </w:pPr>
+        <w:t xml:space="preserve"> </w:t>
+      </w:r>
+      <w:proofErr w:type="spellStart"/>
+      <w:r>
+        <w:rPr>
+          <w:sz w:val="24"/>
+          <w:szCs w:val="32"/>
+        </w:rPr>
+        <w:t>DataFrames</w:t>
+      </w:r>
+      <w:proofErr w:type="spellEnd"/>
+      <w:r>
+        <w:rPr>
+          <w:sz w:val="24"/>
+          <w:szCs w:val="32"/>
+        </w:rPr>
+        <w:t xml:space="preserve">, Spark SQL, and </w:t>
+      </w:r>
+      <w:proofErr w:type="spellStart"/>
+      <w:r>
+        <w:rPr>
+          <w:sz w:val="24"/>
+          <w:szCs w:val="32"/>
+        </w:rPr>
+        <w:t>PySpark</w:t>
+      </w:r>
+      <w:proofErr w:type="spellEnd"/>
+      <w:r>
+        <w:rPr>
+          <w:sz w:val="24"/>
+          <w:szCs w:val="32"/>
+        </w:rPr>
+        <w:t xml:space="preserve"> </w:t>
+      </w:r>
+      <w:proofErr w:type="spellStart"/>
+      <w:r>
+        <w:rPr>
+          <w:sz w:val="24"/>
+          <w:szCs w:val="32"/>
+        </w:rPr>
+        <w:t>MLlib</w:t>
+      </w:r>
+      <w:proofErr w:type="spellEnd"/>
+      <w:r>
+        <w:rPr>
+          <w:sz w:val="24"/>
+          <w:szCs w:val="32"/>
+        </w:rPr>
+        <w:t>. The dataset contains 100,000 patient records and nine variables, including demographic characteristics, cardiovascular comorbidities, smoking history, body mass index (BMI), HbA1c, blood glucose, and a binary diabetes outcome. Exploratory data analysis (EDA) identified substantial class imbalance: 91.5% of records are non-diabetic and 8.5% are diabetic. Diabetic patients were older and had higher mean BMI, HbA1c, and blood glucose. Diabetes prevalence was also markedly higher among patients with hypertension, heart disease, obesity, and HbA1c above 6.5. Two classifiers — Logistic Regression and Random Forest — were trained and evaluated on a held-out 20% test set using accuracy, precision, recall, F1 score, and AUC-ROC. Random Forest achieved minority-class recall of 0.6742 and F1 of 0.8054, outperforming Logistic Regression (recall 0.6339, F1 0.7335), and was selected as the preferred model. HbA1c level and blood glucose together accounted for 88.6% of Random Forest feature importance, consistent with EDA findings.</w:t>
+      </w:r>
     </w:p>
     <w:p>
       <w:pPr>
@@ -1579,7 +1618,14 @@
           <w:sz w:val="24"/>
           <w:szCs w:val="32"/>
         </w:rPr>
-        <w:t>The project proposal specifies four engineered categorical features: bmi_category (Underweight, Normal, Overweight, Obese), hba1c_risk (Normal, Pre-diabetic, Diabetic), age_group (Young, Middle, Senior), and glucose_risk (Normal, Pre-diabetic, High). The final code implements these transformations with native PySpark column expressions. Categorical predictors are indexed with StringIndexer and encoded with OneHotEncoder; numerical and encoded features are combined with VectorAssembler. Data are split 80/20 using randomSplit([0.8, 0.2], seed=42).</w:t>
+        <w:t xml:space="preserve">The project proposal specifies four engineered categorical features: bmi_category (Underweight, Normal, Overweight, Obese), hba1c_risk (Normal, Pre-diabetic, Diabetic), age_group (Young, Middle, Senior), and glucose_risk (Normal, Pre-diabetic, High). The final code implements these transformations with native PySpark column expressions. Categorical predictors are indexed with StringIndexer and encoded with OneHotEncoder; numerical and encoded features are combined with VectorAssembler. Data are split 80/20 </w:t>
+      </w:r>
+      <w:r>
+        <w:rPr>
+          <w:sz w:val="24"/>
+          <w:szCs w:val="32"/>
+        </w:rPr>
+        <w:t>using randomSplit([0.8, 0.2], seed=42).</w:t>
       </w:r>
     </w:p>
     <w:p>
@@ -1757,16 +1803,16 @@
               <w:rPr>
                 <w:b/>
                 <w:bCs/>
-                <w:sz w:val="24"/>
-                <w:szCs w:val="32"/>
+                <w:sz w:val="22"/>
+                <w:szCs w:val="28"/>
               </w:rPr>
             </w:pPr>
             <w:r>
               <w:rPr>
                 <w:b/>
                 <w:bCs/>
-                <w:sz w:val="24"/>
-                <w:szCs w:val="32"/>
+                <w:sz w:val="22"/>
+                <w:szCs w:val="28"/>
               </w:rPr>
               <w:t>Model</w:t>
             </w:r>
@@ -1783,16 +1829,16 @@
               <w:rPr>
                 <w:b/>
                 <w:bCs/>
-                <w:sz w:val="24"/>
-                <w:szCs w:val="32"/>
+                <w:sz w:val="22"/>
+                <w:szCs w:val="28"/>
               </w:rPr>
             </w:pPr>
             <w:r>
               <w:rPr>
                 <w:b/>
                 <w:bCs/>
-                <w:sz w:val="24"/>
-                <w:szCs w:val="32"/>
+                <w:sz w:val="22"/>
+                <w:szCs w:val="28"/>
               </w:rPr>
               <w:t>AUC-ROC</w:t>
             </w:r>
@@ -1809,16 +1855,16 @@
               <w:rPr>
                 <w:b/>
                 <w:bCs/>
-                <w:sz w:val="24"/>
-                <w:szCs w:val="32"/>
+                <w:sz w:val="22"/>
+                <w:szCs w:val="28"/>
               </w:rPr>
             </w:pPr>
             <w:r>
               <w:rPr>
                 <w:b/>
                 <w:bCs/>
-                <w:sz w:val="24"/>
-                <w:szCs w:val="32"/>
+                <w:sz w:val="22"/>
+                <w:szCs w:val="28"/>
               </w:rPr>
               <w:t>Accuracy</w:t>
             </w:r>
@@ -1835,16 +1881,16 @@
               <w:rPr>
                 <w:b/>
                 <w:bCs/>
-                <w:sz w:val="24"/>
-                <w:szCs w:val="32"/>
+                <w:sz w:val="22"/>
+                <w:szCs w:val="28"/>
               </w:rPr>
             </w:pPr>
             <w:r>
               <w:rPr>
                 <w:b/>
                 <w:bCs/>
-                <w:sz w:val="24"/>
-                <w:szCs w:val="32"/>
+                <w:sz w:val="22"/>
+                <w:szCs w:val="28"/>
               </w:rPr>
               <w:t>Precision (1)</w:t>
             </w:r>
@@ -1861,16 +1907,16 @@
               <w:rPr>
                 <w:b/>
                 <w:bCs/>
-                <w:sz w:val="24"/>
-                <w:szCs w:val="32"/>
+                <w:sz w:val="22"/>
+                <w:szCs w:val="28"/>
               </w:rPr>
             </w:pPr>
             <w:r>
               <w:rPr>
                 <w:b/>
                 <w:bCs/>
-                <w:sz w:val="24"/>
-                <w:szCs w:val="32"/>
+                <w:sz w:val="22"/>
+                <w:szCs w:val="28"/>
               </w:rPr>
               <w:t>Recall (1)</w:t>
             </w:r>
@@ -1887,16 +1933,16 @@
               <w:rPr>
                 <w:b/>
                 <w:bCs/>
-                <w:sz w:val="24"/>
-                <w:szCs w:val="32"/>
+                <w:sz w:val="22"/>
+                <w:szCs w:val="28"/>
               </w:rPr>
             </w:pPr>
             <w:r>
               <w:rPr>
                 <w:b/>
                 <w:bCs/>
-                <w:sz w:val="24"/>
-                <w:szCs w:val="32"/>
+                <w:sz w:val="22"/>
+                <w:szCs w:val="28"/>
               </w:rPr>
               <w:t>F1 (1)</w:t>
             </w:r>
@@ -1913,16 +1959,16 @@
               <w:rPr>
                 <w:b/>
                 <w:bCs/>
-                <w:sz w:val="24"/>
-                <w:szCs w:val="32"/>
+                <w:sz w:val="22"/>
+                <w:szCs w:val="28"/>
               </w:rPr>
             </w:pPr>
             <w:r>
               <w:rPr>
                 <w:b/>
                 <w:bCs/>
-                <w:sz w:val="24"/>
-                <w:szCs w:val="32"/>
+                <w:sz w:val="22"/>
+                <w:szCs w:val="28"/>
               </w:rPr>
               <w:t>Selection</w:t>
             </w:r>
@@ -1940,14 +1986,14 @@
           <w:p>
             <w:pPr>
               <w:rPr>
-                <w:sz w:val="24"/>
-                <w:szCs w:val="32"/>
+                <w:sz w:val="22"/>
+                <w:szCs w:val="28"/>
               </w:rPr>
             </w:pPr>
             <w:r>
               <w:rPr>
-                <w:sz w:val="24"/>
-                <w:szCs w:val="32"/>
+                <w:sz w:val="22"/>
+                <w:szCs w:val="28"/>
               </w:rPr>
               <w:t>Logistic Regression</w:t>
             </w:r>
@@ -1960,16 +2006,16 @@
           <w:p>
             <w:pPr>
               <w:rPr>
-                <w:sz w:val="24"/>
-                <w:szCs w:val="32"/>
+                <w:sz w:val="22"/>
+                <w:szCs w:val="28"/>
               </w:rPr>
             </w:pPr>
             <w:r>
               <w:rPr>
-                <w:sz w:val="24"/>
-                <w:szCs w:val="32"/>
+                <w:sz w:val="22"/>
+                <w:szCs w:val="28"/>
               </w:rPr>
-              <w:t>Run notebook</w:t>
+              <w:t>0.9609</w:t>
             </w:r>
           </w:p>
         </w:tc>
@@ -1980,16 +2026,16 @@
           <w:p>
             <w:pPr>
               <w:rPr>
-                <w:sz w:val="24"/>
-                <w:szCs w:val="32"/>
+                <w:sz w:val="22"/>
+                <w:szCs w:val="28"/>
               </w:rPr>
             </w:pPr>
             <w:r>
               <w:rPr>
-                <w:sz w:val="24"/>
-                <w:szCs w:val="32"/>
+                <w:sz w:val="22"/>
+                <w:szCs w:val="28"/>
               </w:rPr>
-              <w:t>Run notebook</w:t>
+              <w:t>0.9612</w:t>
             </w:r>
           </w:p>
         </w:tc>
@@ -2000,16 +2046,16 @@
           <w:p>
             <w:pPr>
               <w:rPr>
-                <w:sz w:val="24"/>
-                <w:szCs w:val="32"/>
+                <w:sz w:val="22"/>
+                <w:szCs w:val="28"/>
               </w:rPr>
             </w:pPr>
             <w:r>
               <w:rPr>
-                <w:sz w:val="24"/>
-                <w:szCs w:val="32"/>
+                <w:sz w:val="22"/>
+                <w:szCs w:val="28"/>
               </w:rPr>
-              <w:t>Run notebook</w:t>
+              <w:t>0.8701</w:t>
             </w:r>
           </w:p>
         </w:tc>
@@ -2020,16 +2066,16 @@
           <w:p>
             <w:pPr>
               <w:rPr>
-                <w:sz w:val="24"/>
-                <w:szCs w:val="32"/>
+                <w:sz w:val="22"/>
+                <w:szCs w:val="28"/>
               </w:rPr>
             </w:pPr>
             <w:r>
               <w:rPr>
-                <w:sz w:val="24"/>
-                <w:szCs w:val="32"/>
+                <w:sz w:val="22"/>
+                <w:szCs w:val="28"/>
               </w:rPr>
-              <w:t>Run notebook</w:t>
+              <w:t>0.6339</w:t>
             </w:r>
           </w:p>
         </w:tc>
@@ -2040,16 +2086,16 @@
           <w:p>
             <w:pPr>
               <w:rPr>
-                <w:sz w:val="24"/>
-                <w:szCs w:val="32"/>
+                <w:sz w:val="22"/>
+                <w:szCs w:val="28"/>
               </w:rPr>
             </w:pPr>
             <w:r>
               <w:rPr>
-                <w:sz w:val="24"/>
-                <w:szCs w:val="32"/>
+                <w:sz w:val="22"/>
+                <w:szCs w:val="28"/>
               </w:rPr>
-              <w:t>Run notebook</w:t>
+              <w:t>0.7335</w:t>
             </w:r>
           </w:p>
         </w:tc>
@@ -2060,16 +2106,16 @@
           <w:p>
             <w:pPr>
               <w:rPr>
-                <w:sz w:val="24"/>
-                <w:szCs w:val="32"/>
+                <w:sz w:val="22"/>
+                <w:szCs w:val="28"/>
               </w:rPr>
             </w:pPr>
             <w:r>
               <w:rPr>
-                <w:sz w:val="24"/>
-                <w:szCs w:val="32"/>
+                <w:sz w:val="22"/>
+                <w:szCs w:val="28"/>
               </w:rPr>
-              <w:t>Pending</w:t>
+              <w:t>—</w:t>
             </w:r>
           </w:p>
         </w:tc>
@@ -2085,14 +2131,14 @@
           <w:p>
             <w:pPr>
               <w:rPr>
-                <w:sz w:val="24"/>
-                <w:szCs w:val="32"/>
+                <w:sz w:val="22"/>
+                <w:szCs w:val="28"/>
               </w:rPr>
             </w:pPr>
             <w:r>
               <w:rPr>
-                <w:sz w:val="24"/>
-                <w:szCs w:val="32"/>
+                <w:sz w:val="22"/>
+                <w:szCs w:val="28"/>
               </w:rPr>
               <w:t>Random Forest</w:t>
             </w:r>
@@ -2105,16 +2151,16 @@
           <w:p>
             <w:pPr>
               <w:rPr>
-                <w:sz w:val="24"/>
-                <w:szCs w:val="32"/>
+                <w:sz w:val="22"/>
+                <w:szCs w:val="28"/>
               </w:rPr>
             </w:pPr>
             <w:r>
               <w:rPr>
-                <w:sz w:val="24"/>
-                <w:szCs w:val="32"/>
+                <w:sz w:val="22"/>
+                <w:szCs w:val="28"/>
               </w:rPr>
-              <w:t>Run notebook</w:t>
+              <w:t>0.9448</w:t>
             </w:r>
           </w:p>
         </w:tc>
@@ -2125,16 +2171,16 @@
           <w:p>
             <w:pPr>
               <w:rPr>
-                <w:sz w:val="24"/>
-                <w:szCs w:val="32"/>
+                <w:sz w:val="22"/>
+                <w:szCs w:val="28"/>
               </w:rPr>
             </w:pPr>
             <w:r>
               <w:rPr>
-                <w:sz w:val="24"/>
-                <w:szCs w:val="32"/>
+                <w:sz w:val="22"/>
+                <w:szCs w:val="28"/>
               </w:rPr>
-              <w:t>Run notebook</w:t>
+              <w:t>0.9726</w:t>
             </w:r>
           </w:p>
         </w:tc>
@@ -2145,16 +2191,16 @@
           <w:p>
             <w:pPr>
               <w:rPr>
-                <w:sz w:val="24"/>
-                <w:szCs w:val="32"/>
+                <w:sz w:val="22"/>
+                <w:szCs w:val="28"/>
               </w:rPr>
             </w:pPr>
             <w:r>
               <w:rPr>
-                <w:sz w:val="24"/>
-                <w:szCs w:val="32"/>
+                <w:sz w:val="22"/>
+                <w:szCs w:val="28"/>
               </w:rPr>
-              <w:t>Run notebook</w:t>
+              <w:t>—</w:t>
             </w:r>
           </w:p>
         </w:tc>
@@ -2165,16 +2211,16 @@
           <w:p>
             <w:pPr>
               <w:rPr>
-                <w:sz w:val="24"/>
-                <w:szCs w:val="32"/>
+                <w:sz w:val="22"/>
+                <w:szCs w:val="28"/>
               </w:rPr>
             </w:pPr>
             <w:r>
               <w:rPr>
-                <w:sz w:val="24"/>
-                <w:szCs w:val="32"/>
+                <w:sz w:val="22"/>
+                <w:szCs w:val="28"/>
               </w:rPr>
-              <w:t>Run notebook</w:t>
+              <w:t>0.6742</w:t>
             </w:r>
           </w:p>
         </w:tc>
@@ -2185,16 +2231,16 @@
           <w:p>
             <w:pPr>
               <w:rPr>
-                <w:sz w:val="24"/>
-                <w:szCs w:val="32"/>
+                <w:sz w:val="22"/>
+                <w:szCs w:val="28"/>
               </w:rPr>
             </w:pPr>
             <w:r>
               <w:rPr>
-                <w:sz w:val="24"/>
-                <w:szCs w:val="32"/>
+                <w:sz w:val="22"/>
+                <w:szCs w:val="28"/>
               </w:rPr>
-              <w:t>Run notebook</w:t>
+              <w:t>0.8054</w:t>
             </w:r>
           </w:p>
         </w:tc>
@@ -2205,16 +2251,16 @@
           <w:p>
             <w:pPr>
               <w:rPr>
-                <w:sz w:val="24"/>
-                <w:szCs w:val="32"/>
+                <w:sz w:val="22"/>
+                <w:szCs w:val="28"/>
               </w:rPr>
             </w:pPr>
             <w:r>
               <w:rPr>
-                <w:sz w:val="24"/>
-                <w:szCs w:val="32"/>
+                <w:sz w:val="22"/>
+                <w:szCs w:val="28"/>
               </w:rPr>
-              <w:t>Pending</w:t>
+              <w:t>Selected</w:t>
             </w:r>
           </w:p>
         </w:tc>
@@ -2297,13 +2343,6 @@
           <w:szCs w:val="32"/>
         </w:rPr>
       </w:pPr>
-      <w:r>
-        <w:rPr>
-          <w:sz w:val="24"/>
-          <w:szCs w:val="32"/>
-        </w:rPr>
-        <w:t>Random Forest may offer an advantage when nonlinear thresholds and interactions are important, whereas Logistic Regression provides a transparent baseline. The final comparison must be determined empirically from the held-out test set rather than assumed in advance.</w:t>
-      </w:r>
     </w:p>
     <w:p>
       <w:pPr>
@@ -2313,6 +2352,13 @@
           <w:szCs w:val="32"/>
         </w:rPr>
       </w:pPr>
+      <w:r>
+        <w:rPr>
+          <w:sz w:val="24"/>
+          <w:szCs w:val="32"/>
+        </w:rPr>
+        <w:t>Empirical results confirm that Random Forest outperforms Logistic Regression on minority-class recall and F1 score on the held-out test set, while Logistic Regression retains a marginally higher AUC-ROC (0.9609 vs 0.9448), indicating competitive discriminative ability as a linear baseline. Feature importance analysis reveals that HbA1c level (0.5353) and blood glucose (0.3503) together account for 88.6% of the Random Forest's predictive signal, reinforcing the clinical relevance of glycemic indicators identified during EDA.</w:t>
+      </w:r>
     </w:p>
     <w:p>
       <w:pPr>
@@ -2354,23 +2400,7 @@
           <w:sz w:val="24"/>
           <w:szCs w:val="32"/>
         </w:rPr>
-        <w:t xml:space="preserve">The analysis is observational and does not establish causality. Smoking history contains a substantial 'No Info' category, and some variables may be correlated with age or other unmeasured factors. The class imbalance can bias naive accuracy-based evaluation. In addition, threshold-derived categories should not be interpreted as independent clinical diagnoses. External validation </w:t>
-      </w:r>
-      <w:proofErr w:type="gramStart"/>
-      <w:r>
-        <w:rPr>
-          <w:sz w:val="24"/>
-          <w:szCs w:val="32"/>
-        </w:rPr>
-        <w:t>on</w:t>
-      </w:r>
-      <w:proofErr w:type="gramEnd"/>
-      <w:r>
-        <w:rPr>
-          <w:sz w:val="24"/>
-          <w:szCs w:val="32"/>
-        </w:rPr>
-        <w:t xml:space="preserve"> a separate population would be needed before any clinical deployment.</w:t>
+        <w:t>The analysis is observational and does not establish causality. Smoking history contains a substantial 'No Info' category, and some variables may be correlated with age or other unmeasured factors. The class imbalance can bias naive accuracy-based evaluation. In addition, threshold-derived categories should not be interpreted as independent clinical diagnoses. External validation on a separate population would be needed before any clinical deployment.</w:t>
       </w:r>
     </w:p>
     <w:p>
@@ -2418,71 +2448,56 @@
           <w:sz w:val="24"/>
           <w:szCs w:val="32"/>
         </w:rPr>
-        <w:t>This project demonstrates an end-to-end PySpark workflow for diabetes-risk analysis at 100,000-record scale. EDA reveals a highly imbalanced outcome and strong associations between diabetes and blood glucose, HbA1c, age, BMI, hypertension, and heart disease. The accompanying PySpark MLlib notebook completes the project by training Logistic Regression and Random Forest classifiers under a common preprocessing pipeline and evaluating them with metrics appropriate for an imbalanced binary-classification problem</w:t>
+        <w:t xml:space="preserve">This project demonstrates an end-to-end </w:t>
       </w:r>
+      <w:proofErr w:type="spellStart"/>
       <w:r>
-        <w:t>.</w:t>
+        <w:rPr>
+          <w:sz w:val="24"/>
+          <w:szCs w:val="32"/>
+        </w:rPr>
+        <w:t>PySpark</w:t>
       </w:r>
-    </w:p>
-    <w:p>
-      <w:pPr>
-        <w:spacing w:after="60" w:line="240" w:lineRule="auto"/>
-      </w:pPr>
-    </w:p>
-    <w:p>
-      <w:pPr>
-        <w:spacing w:after="60" w:line="240" w:lineRule="auto"/>
-      </w:pPr>
-    </w:p>
-    <w:p>
-      <w:pPr>
-        <w:spacing w:after="60" w:line="240" w:lineRule="auto"/>
-      </w:pPr>
-    </w:p>
-    <w:p>
-      <w:pPr>
-        <w:spacing w:after="60" w:line="240" w:lineRule="auto"/>
-      </w:pPr>
-    </w:p>
-    <w:p>
-      <w:pPr>
-        <w:spacing w:after="60" w:line="240" w:lineRule="auto"/>
-      </w:pPr>
-    </w:p>
-    <w:p>
-      <w:pPr>
-        <w:spacing w:after="60" w:line="240" w:lineRule="auto"/>
-      </w:pPr>
-    </w:p>
-    <w:p>
-      <w:pPr>
-        <w:spacing w:after="60" w:line="240" w:lineRule="auto"/>
-      </w:pPr>
-    </w:p>
-    <w:p>
-      <w:pPr>
-        <w:spacing w:after="60" w:line="240" w:lineRule="auto"/>
-      </w:pPr>
-    </w:p>
-    <w:p>
-      <w:pPr>
-        <w:spacing w:after="60" w:line="240" w:lineRule="auto"/>
-      </w:pPr>
-    </w:p>
-    <w:p>
-      <w:pPr>
-        <w:spacing w:after="60" w:line="240" w:lineRule="auto"/>
-      </w:pPr>
-    </w:p>
-    <w:p>
-      <w:pPr>
-        <w:spacing w:after="60" w:line="240" w:lineRule="auto"/>
-      </w:pPr>
-    </w:p>
-    <w:p>
-      <w:pPr>
-        <w:spacing w:after="60" w:line="240" w:lineRule="auto"/>
-      </w:pPr>
+      <w:proofErr w:type="spellEnd"/>
+      <w:r>
+        <w:rPr>
+          <w:sz w:val="24"/>
+          <w:szCs w:val="32"/>
+        </w:rPr>
+        <w:t xml:space="preserve"> workflow for diabetes-risk analysis at 100,000-record scale. EDA reveals a highly imbalanced outcome and strong associations between diabetes and blood glucose, HbA1c, age, BMI, hypertension, and heart disease. The </w:t>
+      </w:r>
+      <w:proofErr w:type="spellStart"/>
+      <w:r>
+        <w:rPr>
+          <w:sz w:val="24"/>
+          <w:szCs w:val="32"/>
+        </w:rPr>
+        <w:t>PySpark</w:t>
+      </w:r>
+      <w:proofErr w:type="spellEnd"/>
+      <w:r>
+        <w:rPr>
+          <w:sz w:val="24"/>
+          <w:szCs w:val="32"/>
+        </w:rPr>
+        <w:t xml:space="preserve"> </w:t>
+      </w:r>
+      <w:proofErr w:type="spellStart"/>
+      <w:r>
+        <w:rPr>
+          <w:sz w:val="24"/>
+          <w:szCs w:val="32"/>
+        </w:rPr>
+        <w:t>MLlib</w:t>
+      </w:r>
+      <w:proofErr w:type="spellEnd"/>
+      <w:r>
+        <w:rPr>
+          <w:sz w:val="24"/>
+          <w:szCs w:val="32"/>
+        </w:rPr>
+        <w:t xml:space="preserve"> pipeline trains Logistic Regression and Random Forest classifiers under a common preprocessing workflow and evaluates them with metrics appropriate for an imbalanced binary-classification problem. Random Forest was selected as the final model based on superior minority-class recall (0.6742) and F1 score (0.8054) on the held-out test set, with HbA1c level and blood glucose identified as the most predictive features.</w:t>
+      </w:r>
     </w:p>
     <w:p>
       <w:pPr>
@@ -2509,7 +2524,6 @@
           <w:b/>
           <w:sz w:val="20"/>
         </w:rPr>
-        <w:lastRenderedPageBreak/>
         <w:t>REFERENCES</w:t>
       </w:r>
     </w:p>
@@ -2531,7 +2545,23 @@
           <w:sz w:val="24"/>
           <w:szCs w:val="32"/>
         </w:rPr>
-        <w:t xml:space="preserve">DSCI 632 Project Proposal, “Diabetes Risk Prediction Using PySpark </w:t>
+        <w:t xml:space="preserve">DSCI 632 Project Proposal, “Diabetes Risk Prediction Using </w:t>
+      </w:r>
+      <w:proofErr w:type="spellStart"/>
+      <w:r>
+        <w:rPr>
+          <w:sz w:val="24"/>
+          <w:szCs w:val="32"/>
+        </w:rPr>
+        <w:t>PySpark</w:t>
+      </w:r>
+      <w:proofErr w:type="spellEnd"/>
+      <w:r>
+        <w:rPr>
+          <w:sz w:val="24"/>
+          <w:szCs w:val="32"/>
+        </w:rPr>
+        <w:t xml:space="preserve"> </w:t>
       </w:r>
       <w:proofErr w:type="spellStart"/>
       <w:r>
@@ -2643,7 +2673,7 @@
 </file>
 
 <file path=word/numbering.xml><?xml version="1.0" encoding="utf-8"?>
-<w:numbering xmlns:wpc="http://schemas.microsoft.com/office/word/2010/wordprocessingCanvas" xmlns:cx="http://schemas.microsoft.com/office/drawing/2014/chartex" xmlns:cx1="http://schemas.microsoft.com/office/drawing/2015/9/8/chartex" xmlns:cx2="http://schemas.microsoft.com/office/drawing/2015/10/21/chartex" xmlns:cx3="http://schemas.microsoft.com/office/drawing/2016/5/9/chartex" xmlns:cx4="http://schemas.microsoft.com/office/drawing/2016/5/10/chartex" xmlns:cx5="http://schemas.microsoft.com/office/drawing/2016/5/11/chartex" xmlns:cx6="http://schemas.microsoft.com/office/drawing/2016/5/12/chartex" xmlns:cx7="http://schemas.microsoft.com/office/drawing/2016/5/13/chartex" xmlns:cx8="http://schemas.microsoft.com/office/drawing/2016/5/14/chartex" xmlns:mc="http://schemas.openxmlformats.org/markup-compatibility/2006" xmlns:aink="http://schemas.microsoft.com/office/drawing/2016/ink" xmlns:am3d="http://schemas.microsoft.com/office/drawing/2017/model3d" xmlns:o="urn:schemas-microsoft-com:office:office" xmlns:oel="http://schemas.microsoft.com/office/2019/extlst" xmlns:r="http://schemas.openxmlformats.org/officeDocument/2006/relationships" xmlns:m="http://schemas.openxmlformats.org/officeDocument/2006/math" xmlns:v="urn:schemas-microsoft-com:vml" xmlns:wp14="http://schemas.microsoft.com/office/word/2010/wordprocessingDrawing" xmlns:wp="http://schemas.openxmlformats.org/drawingml/2006/wordprocessingDrawing" xmlns:w10="urn:schemas-microsoft-com:office:word" xmlns:w="http://schemas.openxmlformats.org/wordprocessingml/2006/main" xmlns:w14="http://schemas.microsoft.com/office/word/2010/wordml" xmlns:w15="http://schemas.microsoft.com/office/word/2012/wordml" xmlns:w16cei="http://schemas.microsoft.com/office/word/2026/wordml/cei" xmlns:w16cex="http://schemas.microsoft.com/office/word/2018/wordml/cex" xmlns:w16cid="http://schemas.microsoft.com/office/word/2016/wordml/cid" xmlns:w16="http://schemas.microsoft.com/office/word/2018/wordml" xmlns:w16du="http://schemas.microsoft.com/office/word/2023/wordml/word16du" xmlns:w16sdtdh="http://schemas.microsoft.com/office/word/2020/wordml/sdtdatahash" xmlns:w16sdtfl="http://schemas.microsoft.com/office/word/2024/wordml/sdtformatlock" xmlns:w16se="http://schemas.microsoft.com/office/word/2015/wordml/symex" xmlns:wpg="http://schemas.microsoft.com/office/word/2010/wordprocessingGroup" xmlns:wpi="http://schemas.microsoft.com/office/word/2010/wordprocessingInk" xmlns:wne="http://schemas.microsoft.com/office/word/2006/wordml" xmlns:wps="http://schemas.microsoft.com/office/word/2010/wordprocessingShape" mc:Ignorable="w14 w15 w16se w16cid w16 w16cex w16sdtdh w16sdtfl w16du wp14">
+<w:numbering xmlns:wpc="http://schemas.microsoft.com/office/word/2010/wordprocessingCanvas" xmlns:cx="http://schemas.microsoft.com/office/drawing/2014/chartex" xmlns:cx1="http://schemas.microsoft.com/office/drawing/2015/9/8/chartex" xmlns:cx2="http://schemas.microsoft.com/office/drawing/2015/10/21/chartex" xmlns:cx3="http://schemas.microsoft.com/office/drawing/2016/5/9/chartex" xmlns:cx4="http://schemas.microsoft.com/office/drawing/2016/5/10/chartex" xmlns:cx5="http://schemas.microsoft.com/office/drawing/2016/5/11/chartex" xmlns:cx6="http://schemas.microsoft.com/office/drawing/2016/5/12/chartex" xmlns:cx7="http://schemas.microsoft.com/office/drawing/2016/5/13/chartex" xmlns:cx8="http://schemas.microsoft.com/office/drawing/2016/5/14/chartex" xmlns:mc="http://schemas.openxmlformats.org/markup-compatibility/2006" xmlns:aink="http://schemas.microsoft.com/office/drawing/2016/ink" xmlns:am3d="http://schemas.microsoft.com/office/drawing/2017/model3d" xmlns:o="urn:schemas-microsoft-com:office:office" xmlns:oel="http://schemas.microsoft.com/office/2019/extlst" xmlns:r="http://schemas.openxmlformats.org/officeDocument/2006/relationships" xmlns:m="http://schemas.openxmlformats.org/officeDocument/2006/math" xmlns:v="urn:schemas-microsoft-com:vml" xmlns:wp14="http://schemas.microsoft.com/office/word/2010/wordprocessingDrawing" xmlns:wp="http://schemas.openxmlformats.org/drawingml/2006/wordprocessingDrawing" xmlns:w10="urn:schemas-microsoft-com:office:word" xmlns:w="http://schemas.openxmlformats.org/wordprocessingml/2006/main" xmlns:w14="http://schemas.microsoft.com/office/word/2010/wordml" xmlns:w15="http://schemas.microsoft.com/office/word/2012/wordml" xmlns:w16cex="http://schemas.microsoft.com/office/word/2018/wordml/cex" xmlns:w16cid="http://schemas.microsoft.com/office/word/2016/wordml/cid" xmlns:w16="http://schemas.microsoft.com/office/word/2018/wordml" xmlns:w16du="http://schemas.microsoft.com/office/word/2023/wordml/word16du" xmlns:w16sdtdh="http://schemas.microsoft.com/office/word/2020/wordml/sdtdatahash" xmlns:w16sdtfl="http://schemas.microsoft.com/office/word/2024/wordml/sdtformatlock" xmlns:w16se="http://schemas.microsoft.com/office/word/2015/wordml/symex" xmlns:wpg="http://schemas.microsoft.com/office/word/2010/wordprocessingGroup" xmlns:wpi="http://schemas.microsoft.com/office/word/2010/wordprocessingInk" xmlns:wne="http://schemas.microsoft.com/office/word/2006/wordml" xmlns:wps="http://schemas.microsoft.com/office/word/2010/wordprocessingShape" mc:Ignorable="w14 w15 w16se w16cid w16 w16cex w16sdtdh w16sdtfl w16du wp14">
   <w:abstractNum w:abstractNumId="0" w15:restartNumberingAfterBreak="0">
     <w:nsid w:val="FFFFFF7C"/>
     <w:multiLevelType w:val="singleLevel"/>

--- a/FinalProject/DSCI632_Diabetes_Risk_Prediction_Report.docx
+++ b/FinalProject/DSCI632_Diabetes_Risk_Prediction_Report.docx
@@ -34,6 +34,7 @@
       <w:pPr>
         <w:jc w:val="center"/>
         <w:rPr>
+          <w:rFonts w:hint="cs"/>
           <w:sz w:val="20"/>
           <w:szCs w:val="24"/>
         </w:rPr>
@@ -43,7 +44,7 @@
           <w:sz w:val="20"/>
           <w:szCs w:val="24"/>
         </w:rPr>
-        <w:t>Alvin Boakai and Chakatpum Srisuvanuntac</w:t>
+        <w:t>Alvin Boakai and Chakatpum Srisuvanunta</w:t>
       </w:r>
       <w:r>
         <w:rPr>
@@ -53,15 +54,6 @@
         <w:br/>
         <w:t>DSCI 632 – Applied Cloud Computing, Drexel University</w:t>
       </w:r>
-    </w:p>
-    <w:p>
-      <w:pPr>
-        <w:jc w:val="center"/>
-        <w:rPr>
-          <w:sz w:val="22"/>
-          <w:szCs w:val="28"/>
-        </w:rPr>
-      </w:pPr>
     </w:p>
     <w:p>
       <w:pPr>
@@ -173,6 +165,12 @@
     <w:p>
       <w:pPr>
         <w:spacing w:before="120" w:after="40"/>
+        <w:rPr>
+          <w:rFonts w:ascii="Arial" w:hAnsi="Arial"/>
+          <w:b/>
+          <w:sz w:val="20"/>
+          <w:lang w:bidi="th-TH"/>
+        </w:rPr>
       </w:pPr>
       <w:r>
         <w:rPr>
@@ -182,6 +180,17 @@
         </w:rPr>
         <w:t>1. INTRODUCTION</w:t>
       </w:r>
+    </w:p>
+    <w:p>
+      <w:pPr>
+        <w:spacing w:before="120" w:after="40"/>
+        <w:rPr>
+          <w:rFonts w:hint="cs"/>
+          <w:sz w:val="2"/>
+          <w:szCs w:val="6"/>
+          <w:lang w:bidi="th-TH"/>
+        </w:rPr>
+      </w:pPr>
     </w:p>
     <w:p>
       <w:pPr>
@@ -380,12 +389,21 @@
                 <w:szCs w:val="32"/>
               </w:rPr>
             </w:pPr>
+            <w:proofErr w:type="gramStart"/>
             <w:r>
               <w:rPr>
                 <w:sz w:val="24"/>
                 <w:szCs w:val="32"/>
               </w:rPr>
-              <w:t>spark.read.csv(header=True, inferSchema=True)</w:t>
+              <w:t>spark.read.csv(</w:t>
+            </w:r>
+            <w:proofErr w:type="gramEnd"/>
+            <w:r>
+              <w:rPr>
+                <w:sz w:val="24"/>
+                <w:szCs w:val="32"/>
+              </w:rPr>
+              <w:t>header=True, inferSchema=True)</w:t>
             </w:r>
           </w:p>
         </w:tc>
@@ -510,12 +528,37 @@
                 <w:szCs w:val="32"/>
               </w:rPr>
             </w:pPr>
+            <w:proofErr w:type="gramStart"/>
             <w:r>
               <w:rPr>
                 <w:sz w:val="24"/>
                 <w:szCs w:val="32"/>
               </w:rPr>
-              <w:t>withColumn(), when()/UDFs</w:t>
+              <w:t>withColumn(</w:t>
+            </w:r>
+            <w:proofErr w:type="gramEnd"/>
+            <w:r>
+              <w:rPr>
+                <w:sz w:val="24"/>
+                <w:szCs w:val="32"/>
+              </w:rPr>
+              <w:t xml:space="preserve">), </w:t>
+            </w:r>
+            <w:proofErr w:type="gramStart"/>
+            <w:r>
+              <w:rPr>
+                <w:sz w:val="24"/>
+                <w:szCs w:val="32"/>
+              </w:rPr>
+              <w:t>when(</w:t>
+            </w:r>
+            <w:proofErr w:type="gramEnd"/>
+            <w:r>
+              <w:rPr>
+                <w:sz w:val="24"/>
+                <w:szCs w:val="32"/>
+              </w:rPr>
+              <w:t>)/UDFs</w:t>
             </w:r>
           </w:p>
         </w:tc>
@@ -803,6 +846,23 @@
     </w:tbl>
     <w:p>
       <w:pPr>
+        <w:rPr>
+          <w:rFonts w:ascii="Arial" w:hAnsi="Arial"/>
+          <w:b/>
+          <w:sz w:val="20"/>
+        </w:rPr>
+      </w:pPr>
+      <w:r>
+        <w:rPr>
+          <w:rFonts w:ascii="Arial" w:hAnsi="Arial"/>
+          <w:b/>
+          <w:sz w:val="20"/>
+        </w:rPr>
+        <w:br w:type="page"/>
+      </w:r>
+    </w:p>
+    <w:p>
+      <w:pPr>
         <w:spacing w:before="120" w:after="40"/>
       </w:pPr>
       <w:r>
@@ -828,7 +888,39 @@
           <w:sz w:val="24"/>
           <w:szCs w:val="32"/>
         </w:rPr>
-        <w:t>EDA was performed with PySpark groupBy(), aggregation functions, crosstab(), Spark SQL, and DataFrame correlation functions. The notebook confirms 100,000 rows, nine columns, and no null values in the supplied dataset.</w:t>
+        <w:t xml:space="preserve">EDA was performed with PySpark </w:t>
+      </w:r>
+      <w:proofErr w:type="gramStart"/>
+      <w:r>
+        <w:rPr>
+          <w:sz w:val="24"/>
+          <w:szCs w:val="32"/>
+        </w:rPr>
+        <w:t>groupBy(</w:t>
+      </w:r>
+      <w:proofErr w:type="gramEnd"/>
+      <w:r>
+        <w:rPr>
+          <w:sz w:val="24"/>
+          <w:szCs w:val="32"/>
+        </w:rPr>
+        <w:t xml:space="preserve">), aggregation functions, </w:t>
+      </w:r>
+      <w:proofErr w:type="gramStart"/>
+      <w:r>
+        <w:rPr>
+          <w:sz w:val="24"/>
+          <w:szCs w:val="32"/>
+        </w:rPr>
+        <w:t>crosstab(</w:t>
+      </w:r>
+      <w:proofErr w:type="gramEnd"/>
+      <w:r>
+        <w:rPr>
+          <w:sz w:val="24"/>
+          <w:szCs w:val="32"/>
+        </w:rPr>
+        <w:t>), Spark SQL, and DataFrame correlation functions. The notebook confirms 100,000 rows, nine columns, and no null values in the supplied dataset.</w:t>
       </w:r>
     </w:p>
     <w:tbl>
@@ -1288,7 +1380,55 @@
           <w:sz w:val="24"/>
           <w:szCs w:val="32"/>
         </w:rPr>
-        <w:t>Demographics and behavior. The mean age of diabetic patients is 60.95 years versus 40.12 years for non-diabetic patients. Diabetes prevalence rises sharply in older age groups. Smoking-history analysis shows the highest observed prevalence among former smokers (17.00%), followed by ever smokers (11.79%), not-current smokers (10.70%), current smokers (10.21%), never smokers (9.53%), and records with no smoking information (4.06%). These are associations, not causal estimates.</w:t>
+        <w:t xml:space="preserve">Demographics and behavior. The mean age of diabetic patients is 60.95 years versus 40.12 years for non-diabetic patients. Diabetes prevalence rises sharply in older age groups. Smoking-history analysis shows the highest observed prevalence among former smokers (17.00%), followed by </w:t>
+      </w:r>
+      <w:proofErr w:type="gramStart"/>
+      <w:r>
+        <w:rPr>
+          <w:sz w:val="24"/>
+          <w:szCs w:val="32"/>
+        </w:rPr>
+        <w:t>ever</w:t>
+      </w:r>
+      <w:proofErr w:type="gramEnd"/>
+      <w:r>
+        <w:rPr>
+          <w:sz w:val="24"/>
+          <w:szCs w:val="32"/>
+        </w:rPr>
+        <w:t xml:space="preserve"> smokers (11.79%), </w:t>
+      </w:r>
+      <w:proofErr w:type="gramStart"/>
+      <w:r>
+        <w:rPr>
+          <w:sz w:val="24"/>
+          <w:szCs w:val="32"/>
+        </w:rPr>
+        <w:t>not</w:t>
+      </w:r>
+      <w:proofErr w:type="gramEnd"/>
+      <w:r>
+        <w:rPr>
+          <w:sz w:val="24"/>
+          <w:szCs w:val="32"/>
+        </w:rPr>
+        <w:t xml:space="preserve">-current smokers (10.70%), current smokers (10.21%), </w:t>
+      </w:r>
+      <w:proofErr w:type="gramStart"/>
+      <w:r>
+        <w:rPr>
+          <w:sz w:val="24"/>
+          <w:szCs w:val="32"/>
+        </w:rPr>
+        <w:t>never smokers</w:t>
+      </w:r>
+      <w:proofErr w:type="gramEnd"/>
+      <w:r>
+        <w:rPr>
+          <w:sz w:val="24"/>
+          <w:szCs w:val="32"/>
+        </w:rPr>
+        <w:t xml:space="preserve"> (9.53%), and records with no smoking information (4.06%). These are associations, not causal estimates.</w:t>
       </w:r>
     </w:p>
     <w:p>
@@ -1618,14 +1758,23 @@
           <w:sz w:val="24"/>
           <w:szCs w:val="32"/>
         </w:rPr>
-        <w:t xml:space="preserve">The project proposal specifies four engineered categorical features: bmi_category (Underweight, Normal, Overweight, Obese), hba1c_risk (Normal, Pre-diabetic, Diabetic), age_group (Young, Middle, Senior), and glucose_risk (Normal, Pre-diabetic, High). The final code implements these transformations with native PySpark column expressions. Categorical predictors are indexed with StringIndexer and encoded with OneHotEncoder; numerical and encoded features are combined with VectorAssembler. Data are split 80/20 </w:t>
+        <w:t xml:space="preserve">The project proposal specifies four engineered categorical features: bmi_category (Underweight, Normal, Overweight, Obese), hba1c_risk (Normal, Pre-diabetic, Diabetic), age_group (Young, Middle, Senior), and glucose_risk (Normal, Pre-diabetic, High). The final code implements these transformations with native PySpark column expressions. Categorical predictors are indexed with StringIndexer and encoded with OneHotEncoder; numerical and encoded features are combined with VectorAssembler. Data are split 80/20 using </w:t>
       </w:r>
+      <w:proofErr w:type="gramStart"/>
       <w:r>
         <w:rPr>
           <w:sz w:val="24"/>
           <w:szCs w:val="32"/>
         </w:rPr>
-        <w:t>using randomSplit([0.8, 0.2], seed=42).</w:t>
+        <w:t>randomSplit(</w:t>
+      </w:r>
+      <w:proofErr w:type="gramEnd"/>
+      <w:r>
+        <w:rPr>
+          <w:sz w:val="24"/>
+          <w:szCs w:val="32"/>
+        </w:rPr>
+        <w:t>[0.8, 0.2], seed=42).</w:t>
       </w:r>
     </w:p>
     <w:p>
@@ -1723,7 +1872,6 @@
     </w:p>
     <w:p>
       <w:pPr>
-        <w:spacing w:before="120" w:after="40"/>
         <w:rPr>
           <w:rFonts w:ascii="Arial" w:hAnsi="Arial"/>
           <w:b/>
@@ -1736,552 +1884,7 @@
           <w:b/>
           <w:sz w:val="20"/>
         </w:rPr>
-        <w:t>6. MACHINE LEARNING RESULTS</w:t>
-      </w:r>
-    </w:p>
-    <w:p>
-      <w:pPr>
-        <w:spacing w:before="120" w:after="40"/>
-        <w:rPr>
-          <w:sz w:val="2"/>
-          <w:szCs w:val="4"/>
-        </w:rPr>
-      </w:pPr>
-    </w:p>
-    <w:p>
-      <w:pPr>
-        <w:spacing w:after="60" w:line="240" w:lineRule="auto"/>
-        <w:rPr>
-          <w:sz w:val="24"/>
-          <w:szCs w:val="32"/>
-        </w:rPr>
-      </w:pPr>
-      <w:r>
-        <w:rPr>
-          <w:sz w:val="24"/>
-          <w:szCs w:val="32"/>
-        </w:rPr>
-        <w:t xml:space="preserve">The attached notebook supplied with the project contains completed EDA outputs but does not contain executed Logistic Regression or Random Forest results. Therefore, this report does not invent model performance values. The accompanying final PySpark notebook adds the complete MLlib training and evaluation workflow. After running it in Google Colab, the generated model-comparison table and </w:t>
-      </w:r>
-      <w:r>
-        <w:rPr>
-          <w:sz w:val="24"/>
-          <w:szCs w:val="32"/>
-        </w:rPr>
-        <w:lastRenderedPageBreak/>
-        <w:t>confusion matrices should be inserted here. The preferred model should be the one that achieves the strongest minority-class recall while maintaining acceptable precision, F1, and AUC-ROC.</w:t>
-      </w:r>
-    </w:p>
-    <w:tbl>
-      <w:tblPr>
-        <w:tblStyle w:val="TableGrid"/>
-        <w:tblW w:w="0" w:type="auto"/>
-        <w:jc w:val="center"/>
-        <w:tblLook w:val="04A0" w:firstRow="1" w:lastRow="0" w:firstColumn="1" w:lastColumn="0" w:noHBand="0" w:noVBand="1"/>
-      </w:tblPr>
-      <w:tblGrid>
-        <w:gridCol w:w="1284"/>
-        <w:gridCol w:w="1591"/>
-        <w:gridCol w:w="1581"/>
-        <w:gridCol w:w="1659"/>
-        <w:gridCol w:w="1292"/>
-        <w:gridCol w:w="1475"/>
-        <w:gridCol w:w="1476"/>
-      </w:tblGrid>
-      <w:tr>
-        <w:trPr>
-          <w:jc w:val="center"/>
-        </w:trPr>
-        <w:tc>
-          <w:tcPr>
-            <w:tcW w:w="1284" w:type="dxa"/>
-            <w:shd w:val="clear" w:color="auto" w:fill="D9D9D9" w:themeFill="background1" w:themeFillShade="D9"/>
-          </w:tcPr>
-          <w:p>
-            <w:pPr>
-              <w:jc w:val="center"/>
-              <w:rPr>
-                <w:b/>
-                <w:bCs/>
-                <w:sz w:val="22"/>
-                <w:szCs w:val="28"/>
-              </w:rPr>
-            </w:pPr>
-            <w:r>
-              <w:rPr>
-                <w:b/>
-                <w:bCs/>
-                <w:sz w:val="22"/>
-                <w:szCs w:val="28"/>
-              </w:rPr>
-              <w:t>Model</w:t>
-            </w:r>
-          </w:p>
-        </w:tc>
-        <w:tc>
-          <w:tcPr>
-            <w:tcW w:w="1591" w:type="dxa"/>
-            <w:shd w:val="clear" w:color="auto" w:fill="D9D9D9" w:themeFill="background1" w:themeFillShade="D9"/>
-          </w:tcPr>
-          <w:p>
-            <w:pPr>
-              <w:jc w:val="center"/>
-              <w:rPr>
-                <w:b/>
-                <w:bCs/>
-                <w:sz w:val="22"/>
-                <w:szCs w:val="28"/>
-              </w:rPr>
-            </w:pPr>
-            <w:r>
-              <w:rPr>
-                <w:b/>
-                <w:bCs/>
-                <w:sz w:val="22"/>
-                <w:szCs w:val="28"/>
-              </w:rPr>
-              <w:t>AUC-ROC</w:t>
-            </w:r>
-          </w:p>
-        </w:tc>
-        <w:tc>
-          <w:tcPr>
-            <w:tcW w:w="1581" w:type="dxa"/>
-            <w:shd w:val="clear" w:color="auto" w:fill="D9D9D9" w:themeFill="background1" w:themeFillShade="D9"/>
-          </w:tcPr>
-          <w:p>
-            <w:pPr>
-              <w:jc w:val="center"/>
-              <w:rPr>
-                <w:b/>
-                <w:bCs/>
-                <w:sz w:val="22"/>
-                <w:szCs w:val="28"/>
-              </w:rPr>
-            </w:pPr>
-            <w:r>
-              <w:rPr>
-                <w:b/>
-                <w:bCs/>
-                <w:sz w:val="22"/>
-                <w:szCs w:val="28"/>
-              </w:rPr>
-              <w:t>Accuracy</w:t>
-            </w:r>
-          </w:p>
-        </w:tc>
-        <w:tc>
-          <w:tcPr>
-            <w:tcW w:w="1659" w:type="dxa"/>
-            <w:shd w:val="clear" w:color="auto" w:fill="D9D9D9" w:themeFill="background1" w:themeFillShade="D9"/>
-          </w:tcPr>
-          <w:p>
-            <w:pPr>
-              <w:jc w:val="center"/>
-              <w:rPr>
-                <w:b/>
-                <w:bCs/>
-                <w:sz w:val="22"/>
-                <w:szCs w:val="28"/>
-              </w:rPr>
-            </w:pPr>
-            <w:r>
-              <w:rPr>
-                <w:b/>
-                <w:bCs/>
-                <w:sz w:val="22"/>
-                <w:szCs w:val="28"/>
-              </w:rPr>
-              <w:t>Precision (1)</w:t>
-            </w:r>
-          </w:p>
-        </w:tc>
-        <w:tc>
-          <w:tcPr>
-            <w:tcW w:w="1292" w:type="dxa"/>
-            <w:shd w:val="clear" w:color="auto" w:fill="D9D9D9" w:themeFill="background1" w:themeFillShade="D9"/>
-          </w:tcPr>
-          <w:p>
-            <w:pPr>
-              <w:jc w:val="center"/>
-              <w:rPr>
-                <w:b/>
-                <w:bCs/>
-                <w:sz w:val="22"/>
-                <w:szCs w:val="28"/>
-              </w:rPr>
-            </w:pPr>
-            <w:r>
-              <w:rPr>
-                <w:b/>
-                <w:bCs/>
-                <w:sz w:val="22"/>
-                <w:szCs w:val="28"/>
-              </w:rPr>
-              <w:t>Recall (1)</w:t>
-            </w:r>
-          </w:p>
-        </w:tc>
-        <w:tc>
-          <w:tcPr>
-            <w:tcW w:w="1475" w:type="dxa"/>
-            <w:shd w:val="clear" w:color="auto" w:fill="D9D9D9" w:themeFill="background1" w:themeFillShade="D9"/>
-          </w:tcPr>
-          <w:p>
-            <w:pPr>
-              <w:jc w:val="center"/>
-              <w:rPr>
-                <w:b/>
-                <w:bCs/>
-                <w:sz w:val="22"/>
-                <w:szCs w:val="28"/>
-              </w:rPr>
-            </w:pPr>
-            <w:r>
-              <w:rPr>
-                <w:b/>
-                <w:bCs/>
-                <w:sz w:val="22"/>
-                <w:szCs w:val="28"/>
-              </w:rPr>
-              <w:t>F1 (1)</w:t>
-            </w:r>
-          </w:p>
-        </w:tc>
-        <w:tc>
-          <w:tcPr>
-            <w:tcW w:w="1476" w:type="dxa"/>
-            <w:shd w:val="clear" w:color="auto" w:fill="D9D9D9" w:themeFill="background1" w:themeFillShade="D9"/>
-          </w:tcPr>
-          <w:p>
-            <w:pPr>
-              <w:jc w:val="center"/>
-              <w:rPr>
-                <w:b/>
-                <w:bCs/>
-                <w:sz w:val="22"/>
-                <w:szCs w:val="28"/>
-              </w:rPr>
-            </w:pPr>
-            <w:r>
-              <w:rPr>
-                <w:b/>
-                <w:bCs/>
-                <w:sz w:val="22"/>
-                <w:szCs w:val="28"/>
-              </w:rPr>
-              <w:t>Selection</w:t>
-            </w:r>
-          </w:p>
-        </w:tc>
-      </w:tr>
-      <w:tr>
-        <w:trPr>
-          <w:jc w:val="center"/>
-        </w:trPr>
-        <w:tc>
-          <w:tcPr>
-            <w:tcW w:w="1284" w:type="dxa"/>
-          </w:tcPr>
-          <w:p>
-            <w:pPr>
-              <w:rPr>
-                <w:sz w:val="22"/>
-                <w:szCs w:val="28"/>
-              </w:rPr>
-            </w:pPr>
-            <w:r>
-              <w:rPr>
-                <w:sz w:val="22"/>
-                <w:szCs w:val="28"/>
-              </w:rPr>
-              <w:t>Logistic Regression</w:t>
-            </w:r>
-          </w:p>
-        </w:tc>
-        <w:tc>
-          <w:tcPr>
-            <w:tcW w:w="1591" w:type="dxa"/>
-          </w:tcPr>
-          <w:p>
-            <w:pPr>
-              <w:rPr>
-                <w:sz w:val="22"/>
-                <w:szCs w:val="28"/>
-              </w:rPr>
-            </w:pPr>
-            <w:r>
-              <w:rPr>
-                <w:sz w:val="22"/>
-                <w:szCs w:val="28"/>
-              </w:rPr>
-              <w:t>0.9609</w:t>
-            </w:r>
-          </w:p>
-        </w:tc>
-        <w:tc>
-          <w:tcPr>
-            <w:tcW w:w="1581" w:type="dxa"/>
-          </w:tcPr>
-          <w:p>
-            <w:pPr>
-              <w:rPr>
-                <w:sz w:val="22"/>
-                <w:szCs w:val="28"/>
-              </w:rPr>
-            </w:pPr>
-            <w:r>
-              <w:rPr>
-                <w:sz w:val="22"/>
-                <w:szCs w:val="28"/>
-              </w:rPr>
-              <w:t>0.9612</w:t>
-            </w:r>
-          </w:p>
-        </w:tc>
-        <w:tc>
-          <w:tcPr>
-            <w:tcW w:w="1659" w:type="dxa"/>
-          </w:tcPr>
-          <w:p>
-            <w:pPr>
-              <w:rPr>
-                <w:sz w:val="22"/>
-                <w:szCs w:val="28"/>
-              </w:rPr>
-            </w:pPr>
-            <w:r>
-              <w:rPr>
-                <w:sz w:val="22"/>
-                <w:szCs w:val="28"/>
-              </w:rPr>
-              <w:t>0.8701</w:t>
-            </w:r>
-          </w:p>
-        </w:tc>
-        <w:tc>
-          <w:tcPr>
-            <w:tcW w:w="1292" w:type="dxa"/>
-          </w:tcPr>
-          <w:p>
-            <w:pPr>
-              <w:rPr>
-                <w:sz w:val="22"/>
-                <w:szCs w:val="28"/>
-              </w:rPr>
-            </w:pPr>
-            <w:r>
-              <w:rPr>
-                <w:sz w:val="22"/>
-                <w:szCs w:val="28"/>
-              </w:rPr>
-              <w:t>0.6339</w:t>
-            </w:r>
-          </w:p>
-        </w:tc>
-        <w:tc>
-          <w:tcPr>
-            <w:tcW w:w="1475" w:type="dxa"/>
-          </w:tcPr>
-          <w:p>
-            <w:pPr>
-              <w:rPr>
-                <w:sz w:val="22"/>
-                <w:szCs w:val="28"/>
-              </w:rPr>
-            </w:pPr>
-            <w:r>
-              <w:rPr>
-                <w:sz w:val="22"/>
-                <w:szCs w:val="28"/>
-              </w:rPr>
-              <w:t>0.7335</w:t>
-            </w:r>
-          </w:p>
-        </w:tc>
-        <w:tc>
-          <w:tcPr>
-            <w:tcW w:w="1476" w:type="dxa"/>
-          </w:tcPr>
-          <w:p>
-            <w:pPr>
-              <w:rPr>
-                <w:sz w:val="22"/>
-                <w:szCs w:val="28"/>
-              </w:rPr>
-            </w:pPr>
-            <w:r>
-              <w:rPr>
-                <w:sz w:val="22"/>
-                <w:szCs w:val="28"/>
-              </w:rPr>
-              <w:t>—</w:t>
-            </w:r>
-          </w:p>
-        </w:tc>
-      </w:tr>
-      <w:tr>
-        <w:trPr>
-          <w:jc w:val="center"/>
-        </w:trPr>
-        <w:tc>
-          <w:tcPr>
-            <w:tcW w:w="1284" w:type="dxa"/>
-          </w:tcPr>
-          <w:p>
-            <w:pPr>
-              <w:rPr>
-                <w:sz w:val="22"/>
-                <w:szCs w:val="28"/>
-              </w:rPr>
-            </w:pPr>
-            <w:r>
-              <w:rPr>
-                <w:sz w:val="22"/>
-                <w:szCs w:val="28"/>
-              </w:rPr>
-              <w:t>Random Forest</w:t>
-            </w:r>
-          </w:p>
-        </w:tc>
-        <w:tc>
-          <w:tcPr>
-            <w:tcW w:w="1591" w:type="dxa"/>
-          </w:tcPr>
-          <w:p>
-            <w:pPr>
-              <w:rPr>
-                <w:sz w:val="22"/>
-                <w:szCs w:val="28"/>
-              </w:rPr>
-            </w:pPr>
-            <w:r>
-              <w:rPr>
-                <w:sz w:val="22"/>
-                <w:szCs w:val="28"/>
-              </w:rPr>
-              <w:t>0.9448</w:t>
-            </w:r>
-          </w:p>
-        </w:tc>
-        <w:tc>
-          <w:tcPr>
-            <w:tcW w:w="1581" w:type="dxa"/>
-          </w:tcPr>
-          <w:p>
-            <w:pPr>
-              <w:rPr>
-                <w:sz w:val="22"/>
-                <w:szCs w:val="28"/>
-              </w:rPr>
-            </w:pPr>
-            <w:r>
-              <w:rPr>
-                <w:sz w:val="22"/>
-                <w:szCs w:val="28"/>
-              </w:rPr>
-              <w:t>0.9726</w:t>
-            </w:r>
-          </w:p>
-        </w:tc>
-        <w:tc>
-          <w:tcPr>
-            <w:tcW w:w="1659" w:type="dxa"/>
-          </w:tcPr>
-          <w:p>
-            <w:pPr>
-              <w:rPr>
-                <w:sz w:val="22"/>
-                <w:szCs w:val="28"/>
-              </w:rPr>
-            </w:pPr>
-            <w:r>
-              <w:rPr>
-                <w:sz w:val="22"/>
-                <w:szCs w:val="28"/>
-              </w:rPr>
-              <w:t>—</w:t>
-            </w:r>
-          </w:p>
-        </w:tc>
-        <w:tc>
-          <w:tcPr>
-            <w:tcW w:w="1292" w:type="dxa"/>
-          </w:tcPr>
-          <w:p>
-            <w:pPr>
-              <w:rPr>
-                <w:sz w:val="22"/>
-                <w:szCs w:val="28"/>
-              </w:rPr>
-            </w:pPr>
-            <w:r>
-              <w:rPr>
-                <w:sz w:val="22"/>
-                <w:szCs w:val="28"/>
-              </w:rPr>
-              <w:t>0.6742</w:t>
-            </w:r>
-          </w:p>
-        </w:tc>
-        <w:tc>
-          <w:tcPr>
-            <w:tcW w:w="1475" w:type="dxa"/>
-          </w:tcPr>
-          <w:p>
-            <w:pPr>
-              <w:rPr>
-                <w:sz w:val="22"/>
-                <w:szCs w:val="28"/>
-              </w:rPr>
-            </w:pPr>
-            <w:r>
-              <w:rPr>
-                <w:sz w:val="22"/>
-                <w:szCs w:val="28"/>
-              </w:rPr>
-              <w:t>0.8054</w:t>
-            </w:r>
-          </w:p>
-        </w:tc>
-        <w:tc>
-          <w:tcPr>
-            <w:tcW w:w="1476" w:type="dxa"/>
-          </w:tcPr>
-          <w:p>
-            <w:pPr>
-              <w:rPr>
-                <w:sz w:val="22"/>
-                <w:szCs w:val="28"/>
-              </w:rPr>
-            </w:pPr>
-            <w:r>
-              <w:rPr>
-                <w:sz w:val="22"/>
-                <w:szCs w:val="28"/>
-              </w:rPr>
-              <w:t>Selected</w:t>
-            </w:r>
-          </w:p>
-        </w:tc>
-      </w:tr>
-    </w:tbl>
-    <w:p>
-      <w:pPr>
-        <w:spacing w:before="120" w:after="40"/>
-        <w:rPr>
-          <w:rFonts w:ascii="Arial" w:hAnsi="Arial"/>
-          <w:b/>
-          <w:sz w:val="20"/>
-        </w:rPr>
-      </w:pPr>
-      <w:r>
-        <w:rPr>
-          <w:rFonts w:ascii="Arial" w:hAnsi="Arial"/>
-          <w:b/>
-          <w:sz w:val="20"/>
-        </w:rPr>
-        <w:t xml:space="preserve"> </w:t>
+        <w:br w:type="page"/>
       </w:r>
     </w:p>
     <w:p>
@@ -2299,6 +1902,943 @@
           <w:b/>
           <w:sz w:val="20"/>
         </w:rPr>
+        <w:lastRenderedPageBreak/>
+        <w:t>6. MACHINE LEARNING RESULTS</w:t>
+      </w:r>
+    </w:p>
+    <w:p>
+      <w:pPr>
+        <w:spacing w:before="120" w:after="40"/>
+        <w:rPr>
+          <w:rFonts w:ascii="Arial" w:hAnsi="Arial"/>
+          <w:bCs/>
+          <w:sz w:val="20"/>
+        </w:rPr>
+      </w:pPr>
+      <w:r>
+        <w:rPr>
+          <w:rFonts w:ascii="Arial" w:hAnsi="Arial"/>
+          <w:bCs/>
+          <w:sz w:val="20"/>
+        </w:rPr>
+        <w:t xml:space="preserve">Both classifiers were trained on the 80% training split and evaluated on the held-out 20% test set. Table 1 </w:t>
+      </w:r>
+      <w:r>
+        <w:rPr>
+          <w:rFonts w:ascii="Arial" w:hAnsi="Arial"/>
+          <w:bCs/>
+          <w:sz w:val="20"/>
+        </w:rPr>
+        <w:t>summarizes</w:t>
+      </w:r>
+      <w:r>
+        <w:rPr>
+          <w:rFonts w:ascii="Arial" w:hAnsi="Arial"/>
+          <w:bCs/>
+          <w:sz w:val="20"/>
+        </w:rPr>
+        <w:t xml:space="preserve"> the key metrics. Random Forest achieves higher minority-class recall (0.6742 vs 0.6339) and higher minority-class F1 (0.8054 vs 0.7335), confirming it as the preferred model for this imbalanced classification task. Logistic Regression retains a marginally higher AUC-ROC (0.9609 vs 0.9448), indicating competitive discriminative ability as a linear baseline.</w:t>
+      </w:r>
+    </w:p>
+    <w:tbl>
+      <w:tblPr>
+        <w:tblStyle w:val="TableGrid"/>
+        <w:tblW w:w="0" w:type="auto"/>
+        <w:jc w:val="center"/>
+        <w:tblLook w:val="04A0" w:firstRow="1" w:lastRow="0" w:firstColumn="1" w:lastColumn="0" w:noHBand="0" w:noVBand="1"/>
+      </w:tblPr>
+      <w:tblGrid>
+        <w:gridCol w:w="1306"/>
+        <w:gridCol w:w="1586"/>
+        <w:gridCol w:w="1578"/>
+        <w:gridCol w:w="1655"/>
+        <w:gridCol w:w="1289"/>
+        <w:gridCol w:w="1471"/>
+        <w:gridCol w:w="1473"/>
+      </w:tblGrid>
+      <w:tr>
+        <w:trPr>
+          <w:jc w:val="center"/>
+        </w:trPr>
+        <w:tc>
+          <w:tcPr>
+            <w:tcW w:w="1284" w:type="dxa"/>
+            <w:tcBorders>
+              <w:top w:val="single" w:sz="4" w:space="0" w:color="auto"/>
+              <w:left w:val="single" w:sz="4" w:space="0" w:color="auto"/>
+              <w:bottom w:val="single" w:sz="4" w:space="0" w:color="auto"/>
+              <w:right w:val="single" w:sz="4" w:space="0" w:color="auto"/>
+            </w:tcBorders>
+            <w:shd w:val="clear" w:color="auto" w:fill="D9D9D9" w:themeFill="background1" w:themeFillShade="D9"/>
+            <w:hideMark/>
+          </w:tcPr>
+          <w:p>
+            <w:pPr>
+              <w:spacing w:before="120" w:after="40" w:line="276" w:lineRule="auto"/>
+              <w:rPr>
+                <w:rFonts w:ascii="Arial" w:hAnsi="Arial"/>
+                <w:b/>
+                <w:bCs/>
+                <w:sz w:val="20"/>
+              </w:rPr>
+            </w:pPr>
+            <w:r>
+              <w:rPr>
+                <w:rFonts w:ascii="Arial" w:hAnsi="Arial"/>
+                <w:b/>
+                <w:bCs/>
+                <w:sz w:val="20"/>
+              </w:rPr>
+              <w:t>Model</w:t>
+            </w:r>
+          </w:p>
+        </w:tc>
+        <w:tc>
+          <w:tcPr>
+            <w:tcW w:w="1591" w:type="dxa"/>
+            <w:tcBorders>
+              <w:top w:val="single" w:sz="4" w:space="0" w:color="auto"/>
+              <w:left w:val="single" w:sz="4" w:space="0" w:color="auto"/>
+              <w:bottom w:val="single" w:sz="4" w:space="0" w:color="auto"/>
+              <w:right w:val="single" w:sz="4" w:space="0" w:color="auto"/>
+            </w:tcBorders>
+            <w:shd w:val="clear" w:color="auto" w:fill="D9D9D9" w:themeFill="background1" w:themeFillShade="D9"/>
+            <w:hideMark/>
+          </w:tcPr>
+          <w:p>
+            <w:pPr>
+              <w:spacing w:before="120" w:after="40" w:line="276" w:lineRule="auto"/>
+              <w:rPr>
+                <w:rFonts w:ascii="Arial" w:hAnsi="Arial"/>
+                <w:b/>
+                <w:bCs/>
+                <w:sz w:val="20"/>
+              </w:rPr>
+            </w:pPr>
+            <w:r>
+              <w:rPr>
+                <w:rFonts w:ascii="Arial" w:hAnsi="Arial"/>
+                <w:b/>
+                <w:bCs/>
+                <w:sz w:val="20"/>
+              </w:rPr>
+              <w:t>AUC-ROC</w:t>
+            </w:r>
+          </w:p>
+        </w:tc>
+        <w:tc>
+          <w:tcPr>
+            <w:tcW w:w="1581" w:type="dxa"/>
+            <w:tcBorders>
+              <w:top w:val="single" w:sz="4" w:space="0" w:color="auto"/>
+              <w:left w:val="single" w:sz="4" w:space="0" w:color="auto"/>
+              <w:bottom w:val="single" w:sz="4" w:space="0" w:color="auto"/>
+              <w:right w:val="single" w:sz="4" w:space="0" w:color="auto"/>
+            </w:tcBorders>
+            <w:shd w:val="clear" w:color="auto" w:fill="D9D9D9" w:themeFill="background1" w:themeFillShade="D9"/>
+            <w:hideMark/>
+          </w:tcPr>
+          <w:p>
+            <w:pPr>
+              <w:spacing w:before="120" w:after="40" w:line="276" w:lineRule="auto"/>
+              <w:rPr>
+                <w:rFonts w:ascii="Arial" w:hAnsi="Arial"/>
+                <w:b/>
+                <w:bCs/>
+                <w:sz w:val="20"/>
+              </w:rPr>
+            </w:pPr>
+            <w:r>
+              <w:rPr>
+                <w:rFonts w:ascii="Arial" w:hAnsi="Arial"/>
+                <w:b/>
+                <w:bCs/>
+                <w:sz w:val="20"/>
+              </w:rPr>
+              <w:t>Accuracy</w:t>
+            </w:r>
+          </w:p>
+        </w:tc>
+        <w:tc>
+          <w:tcPr>
+            <w:tcW w:w="1659" w:type="dxa"/>
+            <w:tcBorders>
+              <w:top w:val="single" w:sz="4" w:space="0" w:color="auto"/>
+              <w:left w:val="single" w:sz="4" w:space="0" w:color="auto"/>
+              <w:bottom w:val="single" w:sz="4" w:space="0" w:color="auto"/>
+              <w:right w:val="single" w:sz="4" w:space="0" w:color="auto"/>
+            </w:tcBorders>
+            <w:shd w:val="clear" w:color="auto" w:fill="D9D9D9" w:themeFill="background1" w:themeFillShade="D9"/>
+            <w:hideMark/>
+          </w:tcPr>
+          <w:p>
+            <w:pPr>
+              <w:spacing w:before="120" w:after="40" w:line="276" w:lineRule="auto"/>
+              <w:rPr>
+                <w:rFonts w:ascii="Arial" w:hAnsi="Arial"/>
+                <w:b/>
+                <w:bCs/>
+                <w:sz w:val="20"/>
+              </w:rPr>
+            </w:pPr>
+            <w:r>
+              <w:rPr>
+                <w:rFonts w:ascii="Arial" w:hAnsi="Arial"/>
+                <w:b/>
+                <w:bCs/>
+                <w:sz w:val="20"/>
+              </w:rPr>
+              <w:t>Precision (1)</w:t>
+            </w:r>
+          </w:p>
+        </w:tc>
+        <w:tc>
+          <w:tcPr>
+            <w:tcW w:w="1292" w:type="dxa"/>
+            <w:tcBorders>
+              <w:top w:val="single" w:sz="4" w:space="0" w:color="auto"/>
+              <w:left w:val="single" w:sz="4" w:space="0" w:color="auto"/>
+              <w:bottom w:val="single" w:sz="4" w:space="0" w:color="auto"/>
+              <w:right w:val="single" w:sz="4" w:space="0" w:color="auto"/>
+            </w:tcBorders>
+            <w:shd w:val="clear" w:color="auto" w:fill="D9D9D9" w:themeFill="background1" w:themeFillShade="D9"/>
+            <w:hideMark/>
+          </w:tcPr>
+          <w:p>
+            <w:pPr>
+              <w:spacing w:before="120" w:after="40" w:line="276" w:lineRule="auto"/>
+              <w:rPr>
+                <w:rFonts w:ascii="Arial" w:hAnsi="Arial"/>
+                <w:b/>
+                <w:bCs/>
+                <w:sz w:val="20"/>
+              </w:rPr>
+            </w:pPr>
+            <w:r>
+              <w:rPr>
+                <w:rFonts w:ascii="Arial" w:hAnsi="Arial"/>
+                <w:b/>
+                <w:bCs/>
+                <w:sz w:val="20"/>
+              </w:rPr>
+              <w:t>Recall (1)</w:t>
+            </w:r>
+          </w:p>
+        </w:tc>
+        <w:tc>
+          <w:tcPr>
+            <w:tcW w:w="1475" w:type="dxa"/>
+            <w:tcBorders>
+              <w:top w:val="single" w:sz="4" w:space="0" w:color="auto"/>
+              <w:left w:val="single" w:sz="4" w:space="0" w:color="auto"/>
+              <w:bottom w:val="single" w:sz="4" w:space="0" w:color="auto"/>
+              <w:right w:val="single" w:sz="4" w:space="0" w:color="auto"/>
+            </w:tcBorders>
+            <w:shd w:val="clear" w:color="auto" w:fill="D9D9D9" w:themeFill="background1" w:themeFillShade="D9"/>
+            <w:hideMark/>
+          </w:tcPr>
+          <w:p>
+            <w:pPr>
+              <w:spacing w:before="120" w:after="40" w:line="276" w:lineRule="auto"/>
+              <w:rPr>
+                <w:rFonts w:ascii="Arial" w:hAnsi="Arial"/>
+                <w:b/>
+                <w:bCs/>
+                <w:sz w:val="20"/>
+              </w:rPr>
+            </w:pPr>
+            <w:r>
+              <w:rPr>
+                <w:rFonts w:ascii="Arial" w:hAnsi="Arial"/>
+                <w:b/>
+                <w:bCs/>
+                <w:sz w:val="20"/>
+              </w:rPr>
+              <w:t>F1 (1)</w:t>
+            </w:r>
+          </w:p>
+        </w:tc>
+        <w:tc>
+          <w:tcPr>
+            <w:tcW w:w="1476" w:type="dxa"/>
+            <w:tcBorders>
+              <w:top w:val="single" w:sz="4" w:space="0" w:color="auto"/>
+              <w:left w:val="single" w:sz="4" w:space="0" w:color="auto"/>
+              <w:bottom w:val="single" w:sz="4" w:space="0" w:color="auto"/>
+              <w:right w:val="single" w:sz="4" w:space="0" w:color="auto"/>
+            </w:tcBorders>
+            <w:shd w:val="clear" w:color="auto" w:fill="D9D9D9" w:themeFill="background1" w:themeFillShade="D9"/>
+            <w:hideMark/>
+          </w:tcPr>
+          <w:p>
+            <w:pPr>
+              <w:spacing w:before="120" w:after="40" w:line="276" w:lineRule="auto"/>
+              <w:rPr>
+                <w:rFonts w:ascii="Arial" w:hAnsi="Arial"/>
+                <w:b/>
+                <w:bCs/>
+                <w:sz w:val="20"/>
+              </w:rPr>
+            </w:pPr>
+            <w:r>
+              <w:rPr>
+                <w:rFonts w:ascii="Arial" w:hAnsi="Arial"/>
+                <w:b/>
+                <w:bCs/>
+                <w:sz w:val="20"/>
+              </w:rPr>
+              <w:t>Selection</w:t>
+            </w:r>
+          </w:p>
+        </w:tc>
+      </w:tr>
+      <w:tr>
+        <w:trPr>
+          <w:jc w:val="center"/>
+        </w:trPr>
+        <w:tc>
+          <w:tcPr>
+            <w:tcW w:w="1284" w:type="dxa"/>
+            <w:tcBorders>
+              <w:top w:val="single" w:sz="4" w:space="0" w:color="auto"/>
+              <w:left w:val="single" w:sz="4" w:space="0" w:color="auto"/>
+              <w:bottom w:val="single" w:sz="4" w:space="0" w:color="auto"/>
+              <w:right w:val="single" w:sz="4" w:space="0" w:color="auto"/>
+            </w:tcBorders>
+            <w:hideMark/>
+          </w:tcPr>
+          <w:p>
+            <w:pPr>
+              <w:spacing w:before="120" w:after="40" w:line="276" w:lineRule="auto"/>
+              <w:rPr>
+                <w:rFonts w:ascii="Arial" w:hAnsi="Arial"/>
+                <w:b/>
+                <w:sz w:val="20"/>
+              </w:rPr>
+            </w:pPr>
+            <w:r>
+              <w:rPr>
+                <w:rFonts w:ascii="Arial" w:hAnsi="Arial"/>
+                <w:b/>
+                <w:sz w:val="20"/>
+              </w:rPr>
+              <w:t>Logistic Regression</w:t>
+            </w:r>
+          </w:p>
+        </w:tc>
+        <w:tc>
+          <w:tcPr>
+            <w:tcW w:w="1591" w:type="dxa"/>
+            <w:tcBorders>
+              <w:top w:val="single" w:sz="4" w:space="0" w:color="auto"/>
+              <w:left w:val="single" w:sz="4" w:space="0" w:color="auto"/>
+              <w:bottom w:val="single" w:sz="4" w:space="0" w:color="auto"/>
+              <w:right w:val="single" w:sz="4" w:space="0" w:color="auto"/>
+            </w:tcBorders>
+            <w:hideMark/>
+          </w:tcPr>
+          <w:p>
+            <w:pPr>
+              <w:spacing w:before="120" w:after="40" w:line="276" w:lineRule="auto"/>
+              <w:rPr>
+                <w:rFonts w:ascii="Arial" w:hAnsi="Arial"/>
+                <w:b/>
+                <w:sz w:val="20"/>
+              </w:rPr>
+            </w:pPr>
+            <w:r>
+              <w:rPr>
+                <w:rFonts w:ascii="Arial" w:hAnsi="Arial"/>
+                <w:b/>
+                <w:sz w:val="20"/>
+              </w:rPr>
+              <w:t>0.9609</w:t>
+            </w:r>
+          </w:p>
+        </w:tc>
+        <w:tc>
+          <w:tcPr>
+            <w:tcW w:w="1581" w:type="dxa"/>
+            <w:tcBorders>
+              <w:top w:val="single" w:sz="4" w:space="0" w:color="auto"/>
+              <w:left w:val="single" w:sz="4" w:space="0" w:color="auto"/>
+              <w:bottom w:val="single" w:sz="4" w:space="0" w:color="auto"/>
+              <w:right w:val="single" w:sz="4" w:space="0" w:color="auto"/>
+            </w:tcBorders>
+            <w:hideMark/>
+          </w:tcPr>
+          <w:p>
+            <w:pPr>
+              <w:spacing w:before="120" w:after="40" w:line="276" w:lineRule="auto"/>
+              <w:rPr>
+                <w:rFonts w:ascii="Arial" w:hAnsi="Arial"/>
+                <w:b/>
+                <w:sz w:val="20"/>
+              </w:rPr>
+            </w:pPr>
+            <w:r>
+              <w:rPr>
+                <w:rFonts w:ascii="Arial" w:hAnsi="Arial"/>
+                <w:b/>
+                <w:sz w:val="20"/>
+              </w:rPr>
+              <w:t>0.9612</w:t>
+            </w:r>
+          </w:p>
+        </w:tc>
+        <w:tc>
+          <w:tcPr>
+            <w:tcW w:w="1659" w:type="dxa"/>
+            <w:tcBorders>
+              <w:top w:val="single" w:sz="4" w:space="0" w:color="auto"/>
+              <w:left w:val="single" w:sz="4" w:space="0" w:color="auto"/>
+              <w:bottom w:val="single" w:sz="4" w:space="0" w:color="auto"/>
+              <w:right w:val="single" w:sz="4" w:space="0" w:color="auto"/>
+            </w:tcBorders>
+            <w:hideMark/>
+          </w:tcPr>
+          <w:p>
+            <w:pPr>
+              <w:spacing w:before="120" w:after="40" w:line="276" w:lineRule="auto"/>
+              <w:rPr>
+                <w:rFonts w:ascii="Arial" w:hAnsi="Arial"/>
+                <w:b/>
+                <w:sz w:val="20"/>
+              </w:rPr>
+            </w:pPr>
+            <w:r>
+              <w:rPr>
+                <w:rFonts w:ascii="Arial" w:hAnsi="Arial"/>
+                <w:b/>
+                <w:sz w:val="20"/>
+              </w:rPr>
+              <w:t>0.8701</w:t>
+            </w:r>
+          </w:p>
+        </w:tc>
+        <w:tc>
+          <w:tcPr>
+            <w:tcW w:w="1292" w:type="dxa"/>
+            <w:tcBorders>
+              <w:top w:val="single" w:sz="4" w:space="0" w:color="auto"/>
+              <w:left w:val="single" w:sz="4" w:space="0" w:color="auto"/>
+              <w:bottom w:val="single" w:sz="4" w:space="0" w:color="auto"/>
+              <w:right w:val="single" w:sz="4" w:space="0" w:color="auto"/>
+            </w:tcBorders>
+            <w:hideMark/>
+          </w:tcPr>
+          <w:p>
+            <w:pPr>
+              <w:spacing w:before="120" w:after="40" w:line="276" w:lineRule="auto"/>
+              <w:rPr>
+                <w:rFonts w:ascii="Arial" w:hAnsi="Arial"/>
+                <w:b/>
+                <w:sz w:val="20"/>
+              </w:rPr>
+            </w:pPr>
+            <w:r>
+              <w:rPr>
+                <w:rFonts w:ascii="Arial" w:hAnsi="Arial"/>
+                <w:b/>
+                <w:sz w:val="20"/>
+              </w:rPr>
+              <w:t>0.6339</w:t>
+            </w:r>
+          </w:p>
+        </w:tc>
+        <w:tc>
+          <w:tcPr>
+            <w:tcW w:w="1475" w:type="dxa"/>
+            <w:tcBorders>
+              <w:top w:val="single" w:sz="4" w:space="0" w:color="auto"/>
+              <w:left w:val="single" w:sz="4" w:space="0" w:color="auto"/>
+              <w:bottom w:val="single" w:sz="4" w:space="0" w:color="auto"/>
+              <w:right w:val="single" w:sz="4" w:space="0" w:color="auto"/>
+            </w:tcBorders>
+            <w:hideMark/>
+          </w:tcPr>
+          <w:p>
+            <w:pPr>
+              <w:spacing w:before="120" w:after="40" w:line="276" w:lineRule="auto"/>
+              <w:rPr>
+                <w:rFonts w:ascii="Arial" w:hAnsi="Arial"/>
+                <w:b/>
+                <w:sz w:val="20"/>
+              </w:rPr>
+            </w:pPr>
+            <w:r>
+              <w:rPr>
+                <w:rFonts w:ascii="Arial" w:hAnsi="Arial"/>
+                <w:b/>
+                <w:sz w:val="20"/>
+              </w:rPr>
+              <w:t>0.7335</w:t>
+            </w:r>
+          </w:p>
+        </w:tc>
+        <w:tc>
+          <w:tcPr>
+            <w:tcW w:w="1476" w:type="dxa"/>
+            <w:tcBorders>
+              <w:top w:val="single" w:sz="4" w:space="0" w:color="auto"/>
+              <w:left w:val="single" w:sz="4" w:space="0" w:color="auto"/>
+              <w:bottom w:val="single" w:sz="4" w:space="0" w:color="auto"/>
+              <w:right w:val="single" w:sz="4" w:space="0" w:color="auto"/>
+            </w:tcBorders>
+            <w:hideMark/>
+          </w:tcPr>
+          <w:p>
+            <w:pPr>
+              <w:spacing w:before="120" w:after="40" w:line="276" w:lineRule="auto"/>
+              <w:rPr>
+                <w:rFonts w:ascii="Arial" w:hAnsi="Arial"/>
+                <w:b/>
+                <w:sz w:val="20"/>
+              </w:rPr>
+            </w:pPr>
+            <w:r>
+              <w:rPr>
+                <w:rFonts w:ascii="Arial" w:hAnsi="Arial"/>
+                <w:b/>
+                <w:sz w:val="20"/>
+              </w:rPr>
+              <w:t>—</w:t>
+            </w:r>
+          </w:p>
+        </w:tc>
+      </w:tr>
+      <w:tr>
+        <w:trPr>
+          <w:jc w:val="center"/>
+        </w:trPr>
+        <w:tc>
+          <w:tcPr>
+            <w:tcW w:w="1284" w:type="dxa"/>
+            <w:tcBorders>
+              <w:top w:val="single" w:sz="4" w:space="0" w:color="auto"/>
+              <w:left w:val="single" w:sz="4" w:space="0" w:color="auto"/>
+              <w:bottom w:val="single" w:sz="4" w:space="0" w:color="auto"/>
+              <w:right w:val="single" w:sz="4" w:space="0" w:color="auto"/>
+            </w:tcBorders>
+            <w:hideMark/>
+          </w:tcPr>
+          <w:p>
+            <w:pPr>
+              <w:spacing w:before="120" w:after="40" w:line="276" w:lineRule="auto"/>
+              <w:rPr>
+                <w:rFonts w:ascii="Arial" w:hAnsi="Arial"/>
+                <w:b/>
+                <w:sz w:val="20"/>
+              </w:rPr>
+            </w:pPr>
+            <w:r>
+              <w:rPr>
+                <w:rFonts w:ascii="Arial" w:hAnsi="Arial"/>
+                <w:b/>
+                <w:sz w:val="20"/>
+              </w:rPr>
+              <w:t>Random Forest</w:t>
+            </w:r>
+          </w:p>
+        </w:tc>
+        <w:tc>
+          <w:tcPr>
+            <w:tcW w:w="1591" w:type="dxa"/>
+            <w:tcBorders>
+              <w:top w:val="single" w:sz="4" w:space="0" w:color="auto"/>
+              <w:left w:val="single" w:sz="4" w:space="0" w:color="auto"/>
+              <w:bottom w:val="single" w:sz="4" w:space="0" w:color="auto"/>
+              <w:right w:val="single" w:sz="4" w:space="0" w:color="auto"/>
+            </w:tcBorders>
+            <w:hideMark/>
+          </w:tcPr>
+          <w:p>
+            <w:pPr>
+              <w:spacing w:before="120" w:after="40" w:line="276" w:lineRule="auto"/>
+              <w:rPr>
+                <w:rFonts w:ascii="Arial" w:hAnsi="Arial"/>
+                <w:b/>
+                <w:sz w:val="20"/>
+              </w:rPr>
+            </w:pPr>
+            <w:r>
+              <w:rPr>
+                <w:rFonts w:ascii="Arial" w:hAnsi="Arial"/>
+                <w:b/>
+                <w:sz w:val="20"/>
+              </w:rPr>
+              <w:t>0.9448</w:t>
+            </w:r>
+          </w:p>
+        </w:tc>
+        <w:tc>
+          <w:tcPr>
+            <w:tcW w:w="1581" w:type="dxa"/>
+            <w:tcBorders>
+              <w:top w:val="single" w:sz="4" w:space="0" w:color="auto"/>
+              <w:left w:val="single" w:sz="4" w:space="0" w:color="auto"/>
+              <w:bottom w:val="single" w:sz="4" w:space="0" w:color="auto"/>
+              <w:right w:val="single" w:sz="4" w:space="0" w:color="auto"/>
+            </w:tcBorders>
+            <w:hideMark/>
+          </w:tcPr>
+          <w:p>
+            <w:pPr>
+              <w:spacing w:before="120" w:after="40" w:line="276" w:lineRule="auto"/>
+              <w:rPr>
+                <w:rFonts w:ascii="Arial" w:hAnsi="Arial"/>
+                <w:b/>
+                <w:sz w:val="20"/>
+              </w:rPr>
+            </w:pPr>
+            <w:r>
+              <w:rPr>
+                <w:rFonts w:ascii="Arial" w:hAnsi="Arial"/>
+                <w:b/>
+                <w:sz w:val="20"/>
+              </w:rPr>
+              <w:t>0.9726</w:t>
+            </w:r>
+          </w:p>
+        </w:tc>
+        <w:tc>
+          <w:tcPr>
+            <w:tcW w:w="1659" w:type="dxa"/>
+            <w:tcBorders>
+              <w:top w:val="single" w:sz="4" w:space="0" w:color="auto"/>
+              <w:left w:val="single" w:sz="4" w:space="0" w:color="auto"/>
+              <w:bottom w:val="single" w:sz="4" w:space="0" w:color="auto"/>
+              <w:right w:val="single" w:sz="4" w:space="0" w:color="auto"/>
+            </w:tcBorders>
+            <w:hideMark/>
+          </w:tcPr>
+          <w:p>
+            <w:pPr>
+              <w:spacing w:before="120" w:after="40" w:line="276" w:lineRule="auto"/>
+              <w:rPr>
+                <w:rFonts w:ascii="Arial" w:hAnsi="Arial"/>
+                <w:b/>
+                <w:sz w:val="20"/>
+              </w:rPr>
+            </w:pPr>
+            <w:r>
+              <w:rPr>
+                <w:rFonts w:ascii="Arial" w:hAnsi="Arial"/>
+                <w:b/>
+                <w:sz w:val="20"/>
+              </w:rPr>
+              <w:t>—</w:t>
+            </w:r>
+          </w:p>
+        </w:tc>
+        <w:tc>
+          <w:tcPr>
+            <w:tcW w:w="1292" w:type="dxa"/>
+            <w:tcBorders>
+              <w:top w:val="single" w:sz="4" w:space="0" w:color="auto"/>
+              <w:left w:val="single" w:sz="4" w:space="0" w:color="auto"/>
+              <w:bottom w:val="single" w:sz="4" w:space="0" w:color="auto"/>
+              <w:right w:val="single" w:sz="4" w:space="0" w:color="auto"/>
+            </w:tcBorders>
+            <w:hideMark/>
+          </w:tcPr>
+          <w:p>
+            <w:pPr>
+              <w:spacing w:before="120" w:after="40" w:line="276" w:lineRule="auto"/>
+              <w:rPr>
+                <w:rFonts w:ascii="Arial" w:hAnsi="Arial"/>
+                <w:b/>
+                <w:sz w:val="20"/>
+              </w:rPr>
+            </w:pPr>
+            <w:r>
+              <w:rPr>
+                <w:rFonts w:ascii="Arial" w:hAnsi="Arial"/>
+                <w:b/>
+                <w:sz w:val="20"/>
+              </w:rPr>
+              <w:t>0.6742</w:t>
+            </w:r>
+          </w:p>
+        </w:tc>
+        <w:tc>
+          <w:tcPr>
+            <w:tcW w:w="1475" w:type="dxa"/>
+            <w:tcBorders>
+              <w:top w:val="single" w:sz="4" w:space="0" w:color="auto"/>
+              <w:left w:val="single" w:sz="4" w:space="0" w:color="auto"/>
+              <w:bottom w:val="single" w:sz="4" w:space="0" w:color="auto"/>
+              <w:right w:val="single" w:sz="4" w:space="0" w:color="auto"/>
+            </w:tcBorders>
+            <w:hideMark/>
+          </w:tcPr>
+          <w:p>
+            <w:pPr>
+              <w:spacing w:before="120" w:after="40" w:line="276" w:lineRule="auto"/>
+              <w:rPr>
+                <w:rFonts w:ascii="Arial" w:hAnsi="Arial"/>
+                <w:b/>
+                <w:sz w:val="20"/>
+              </w:rPr>
+            </w:pPr>
+            <w:r>
+              <w:rPr>
+                <w:rFonts w:ascii="Arial" w:hAnsi="Arial"/>
+                <w:b/>
+                <w:sz w:val="20"/>
+              </w:rPr>
+              <w:t>0.8054</w:t>
+            </w:r>
+          </w:p>
+        </w:tc>
+        <w:tc>
+          <w:tcPr>
+            <w:tcW w:w="1476" w:type="dxa"/>
+            <w:tcBorders>
+              <w:top w:val="single" w:sz="4" w:space="0" w:color="auto"/>
+              <w:left w:val="single" w:sz="4" w:space="0" w:color="auto"/>
+              <w:bottom w:val="single" w:sz="4" w:space="0" w:color="auto"/>
+              <w:right w:val="single" w:sz="4" w:space="0" w:color="auto"/>
+            </w:tcBorders>
+            <w:hideMark/>
+          </w:tcPr>
+          <w:p>
+            <w:pPr>
+              <w:spacing w:before="120" w:after="40" w:line="276" w:lineRule="auto"/>
+              <w:rPr>
+                <w:rFonts w:ascii="Arial" w:hAnsi="Arial"/>
+                <w:b/>
+                <w:bCs/>
+                <w:sz w:val="20"/>
+              </w:rPr>
+            </w:pPr>
+            <w:r>
+              <w:rPr>
+                <w:rFonts w:ascii="Arial" w:hAnsi="Arial"/>
+                <w:b/>
+                <w:bCs/>
+                <w:sz w:val="20"/>
+              </w:rPr>
+              <w:t>Selected</w:t>
+            </w:r>
+          </w:p>
+        </w:tc>
+      </w:tr>
+    </w:tbl>
+    <w:p>
+      <w:pPr>
+        <w:spacing w:before="120" w:after="40"/>
+        <w:jc w:val="center"/>
+        <w:rPr>
+          <w:rFonts w:ascii="Arial" w:hAnsi="Arial"/>
+          <w:b/>
+          <w:sz w:val="20"/>
+        </w:rPr>
+      </w:pPr>
+      <w:r>
+        <w:rPr>
+          <w:rFonts w:ascii="Arial" w:hAnsi="Arial"/>
+          <w:b/>
+          <w:sz w:val="20"/>
+        </w:rPr>
+        <w:drawing>
+          <wp:inline distT="0" distB="0" distL="0" distR="0" wp14:anchorId="177F7166" wp14:editId="7156741D">
+            <wp:extent cx="5829300" cy="2669271"/>
+            <wp:effectExtent l="0" t="0" r="0" b="0"/>
+            <wp:docPr id="1038046353" name="Picture 4"/>
+            <wp:cNvGraphicFramePr>
+              <a:graphicFrameLocks xmlns:a="http://schemas.openxmlformats.org/drawingml/2006/main" noChangeAspect="1"/>
+            </wp:cNvGraphicFramePr>
+            <a:graphic xmlns:a="http://schemas.openxmlformats.org/drawingml/2006/main">
+              <a:graphicData uri="http://schemas.openxmlformats.org/drawingml/2006/picture">
+                <pic:pic xmlns:pic="http://schemas.openxmlformats.org/drawingml/2006/picture">
+                  <pic:nvPicPr>
+                    <pic:cNvPr id="0" name="Picture 5"/>
+                    <pic:cNvPicPr>
+                      <a:picLocks noChangeAspect="1" noChangeArrowheads="1"/>
+                    </pic:cNvPicPr>
+                  </pic:nvPicPr>
+                  <pic:blipFill>
+                    <a:blip r:embed="rId10">
+                      <a:extLst>
+                        <a:ext uri="{28A0092B-C50C-407E-A947-70E740481C1C}">
+                          <a14:useLocalDpi xmlns:a14="http://schemas.microsoft.com/office/drawing/2010/main" val="0"/>
+                        </a:ext>
+                      </a:extLst>
+                    </a:blip>
+                    <a:srcRect/>
+                    <a:stretch>
+                      <a:fillRect/>
+                    </a:stretch>
+                  </pic:blipFill>
+                  <pic:spPr bwMode="auto">
+                    <a:xfrm>
+                      <a:off x="0" y="0"/>
+                      <a:ext cx="5839185" cy="2673798"/>
+                    </a:xfrm>
+                    <a:prstGeom prst="rect">
+                      <a:avLst/>
+                    </a:prstGeom>
+                    <a:noFill/>
+                    <a:ln>
+                      <a:noFill/>
+                    </a:ln>
+                  </pic:spPr>
+                </pic:pic>
+              </a:graphicData>
+            </a:graphic>
+          </wp:inline>
+        </w:drawing>
+      </w:r>
+    </w:p>
+    <w:p>
+      <w:pPr>
+        <w:spacing w:before="120" w:after="40"/>
+        <w:jc w:val="center"/>
+        <w:rPr>
+          <w:rFonts w:cs="Times New Roman"/>
+          <w:bCs/>
+          <w:sz w:val="16"/>
+          <w:szCs w:val="18"/>
+        </w:rPr>
+      </w:pPr>
+      <w:r>
+        <w:rPr>
+          <w:rFonts w:cs="Times New Roman"/>
+          <w:bCs/>
+          <w:i/>
+          <w:sz w:val="16"/>
+          <w:szCs w:val="18"/>
+        </w:rPr>
+        <w:t>Fig. 5. Confusion matrix for Logistic Regression and Random Forest on the test set.</w:t>
+      </w:r>
+    </w:p>
+    <w:p>
+      <w:pPr>
+        <w:spacing w:before="120" w:after="40"/>
+        <w:jc w:val="center"/>
+        <w:rPr>
+          <w:rFonts w:ascii="Arial" w:hAnsi="Arial"/>
+          <w:b/>
+          <w:sz w:val="20"/>
+        </w:rPr>
+      </w:pPr>
+      <w:r>
+        <w:rPr>
+          <w:rFonts w:ascii="Arial" w:hAnsi="Arial"/>
+          <w:b/>
+          <w:sz w:val="20"/>
+        </w:rPr>
+        <w:drawing>
+          <wp:inline distT="0" distB="0" distL="0" distR="0" wp14:anchorId="0F2E0BB5" wp14:editId="7D48BA0D">
+            <wp:extent cx="5456321" cy="3383045"/>
+            <wp:effectExtent l="0" t="0" r="0" b="8255"/>
+            <wp:docPr id="1353088667" name="Picture 3"/>
+            <wp:cNvGraphicFramePr>
+              <a:graphicFrameLocks xmlns:a="http://schemas.openxmlformats.org/drawingml/2006/main" noChangeAspect="1"/>
+            </wp:cNvGraphicFramePr>
+            <a:graphic xmlns:a="http://schemas.openxmlformats.org/drawingml/2006/main">
+              <a:graphicData uri="http://schemas.openxmlformats.org/drawingml/2006/picture">
+                <pic:pic xmlns:pic="http://schemas.openxmlformats.org/drawingml/2006/picture">
+                  <pic:nvPicPr>
+                    <pic:cNvPr id="0" name="Picture 6"/>
+                    <pic:cNvPicPr>
+                      <a:picLocks noChangeAspect="1" noChangeArrowheads="1"/>
+                    </pic:cNvPicPr>
+                  </pic:nvPicPr>
+                  <pic:blipFill>
+                    <a:blip r:embed="rId11">
+                      <a:extLst>
+                        <a:ext uri="{28A0092B-C50C-407E-A947-70E740481C1C}">
+                          <a14:useLocalDpi xmlns:a14="http://schemas.microsoft.com/office/drawing/2010/main" val="0"/>
+                        </a:ext>
+                      </a:extLst>
+                    </a:blip>
+                    <a:srcRect/>
+                    <a:stretch>
+                      <a:fillRect/>
+                    </a:stretch>
+                  </pic:blipFill>
+                  <pic:spPr bwMode="auto">
+                    <a:xfrm>
+                      <a:off x="0" y="0"/>
+                      <a:ext cx="5456966" cy="3383445"/>
+                    </a:xfrm>
+                    <a:prstGeom prst="rect">
+                      <a:avLst/>
+                    </a:prstGeom>
+                    <a:noFill/>
+                    <a:ln>
+                      <a:noFill/>
+                    </a:ln>
+                  </pic:spPr>
+                </pic:pic>
+              </a:graphicData>
+            </a:graphic>
+          </wp:inline>
+        </w:drawing>
+      </w:r>
+    </w:p>
+    <w:p>
+      <w:pPr>
+        <w:spacing w:before="120" w:after="40"/>
+        <w:jc w:val="center"/>
+        <w:rPr>
+          <w:rFonts w:cs="Times New Roman"/>
+          <w:bCs/>
+          <w:sz w:val="16"/>
+          <w:szCs w:val="18"/>
+        </w:rPr>
+      </w:pPr>
+      <w:r>
+        <w:rPr>
+          <w:rFonts w:cs="Times New Roman"/>
+          <w:bCs/>
+          <w:i/>
+          <w:sz w:val="16"/>
+          <w:szCs w:val="18"/>
+        </w:rPr>
+        <w:t xml:space="preserve">Fig. 6. Top 10 </w:t>
+      </w:r>
+      <w:proofErr w:type="gramStart"/>
+      <w:r>
+        <w:rPr>
+          <w:rFonts w:cs="Times New Roman"/>
+          <w:bCs/>
+          <w:i/>
+          <w:sz w:val="16"/>
+          <w:szCs w:val="18"/>
+        </w:rPr>
+        <w:t>feature</w:t>
+      </w:r>
+      <w:proofErr w:type="gramEnd"/>
+      <w:r>
+        <w:rPr>
+          <w:rFonts w:cs="Times New Roman"/>
+          <w:bCs/>
+          <w:i/>
+          <w:sz w:val="16"/>
+          <w:szCs w:val="18"/>
+        </w:rPr>
+        <w:t xml:space="preserve"> importance scores from the Random Forest classifier.</w:t>
+      </w:r>
+    </w:p>
+    <w:p>
+      <w:pPr>
+        <w:spacing w:before="120" w:after="40"/>
+        <w:rPr>
+          <w:rFonts w:ascii="Arial" w:hAnsi="Arial"/>
+          <w:b/>
+          <w:sz w:val="20"/>
+        </w:rPr>
+      </w:pPr>
+      <w:r>
+        <w:rPr>
+          <w:rFonts w:ascii="Arial" w:hAnsi="Arial"/>
+          <w:b/>
+          <w:sz w:val="20"/>
+        </w:rPr>
+        <w:lastRenderedPageBreak/>
         <w:t xml:space="preserve">7. </w:t>
       </w:r>
       <w:r>
@@ -2357,7 +2897,23 @@
           <w:sz w:val="24"/>
           <w:szCs w:val="32"/>
         </w:rPr>
-        <w:t>Empirical results confirm that Random Forest outperforms Logistic Regression on minority-class recall and F1 score on the held-out test set, while Logistic Regression retains a marginally higher AUC-ROC (0.9609 vs 0.9448), indicating competitive discriminative ability as a linear baseline. Feature importance analysis reveals that HbA1c level (0.5353) and blood glucose (0.3503) together account for 88.6% of the Random Forest's predictive signal, reinforcing the clinical relevance of glycemic indicators identified during EDA.</w:t>
+        <w:t xml:space="preserve">Empirical results confirm that Random Forest outperforms Logistic Regression on minority-class recall and F1 score on the held-out test set, while Logistic Regression retains a marginally higher AUC-ROC (0.9609 vs 0.9448), indicating competitive discriminative ability as a linear baseline. </w:t>
+      </w:r>
+      <w:proofErr w:type="gramStart"/>
+      <w:r>
+        <w:rPr>
+          <w:sz w:val="24"/>
+          <w:szCs w:val="32"/>
+        </w:rPr>
+        <w:t>Feature</w:t>
+      </w:r>
+      <w:proofErr w:type="gramEnd"/>
+      <w:r>
+        <w:rPr>
+          <w:sz w:val="24"/>
+          <w:szCs w:val="32"/>
+        </w:rPr>
+        <w:t xml:space="preserve"> importance analysis reveals that HbA1c level (0.5353) and blood glucose (0.3503) together account for 88.6% of the Random Forest's predictive signal, reinforcing the clinical relevance of glycemic indicators identified during EDA.</w:t>
       </w:r>
     </w:p>
     <w:p>
@@ -2400,7 +2956,23 @@
           <w:sz w:val="24"/>
           <w:szCs w:val="32"/>
         </w:rPr>
-        <w:t>The analysis is observational and does not establish causality. Smoking history contains a substantial 'No Info' category, and some variables may be correlated with age or other unmeasured factors. The class imbalance can bias naive accuracy-based evaluation. In addition, threshold-derived categories should not be interpreted as independent clinical diagnoses. External validation on a separate population would be needed before any clinical deployment.</w:t>
+        <w:t xml:space="preserve">The analysis is observational and does not establish causality. Smoking history contains a substantial 'No Info' category, and some variables may be correlated with age or other unmeasured factors. The class imbalance can bias naive accuracy-based evaluation. In addition, threshold-derived categories should not be interpreted as independent clinical diagnoses. External validation </w:t>
+      </w:r>
+      <w:proofErr w:type="gramStart"/>
+      <w:r>
+        <w:rPr>
+          <w:sz w:val="24"/>
+          <w:szCs w:val="32"/>
+        </w:rPr>
+        <w:t>on</w:t>
+      </w:r>
+      <w:proofErr w:type="gramEnd"/>
+      <w:r>
+        <w:rPr>
+          <w:sz w:val="24"/>
+          <w:szCs w:val="32"/>
+        </w:rPr>
+        <w:t xml:space="preserve"> a separate population would be needed before any clinical deployment.</w:t>
       </w:r>
     </w:p>
     <w:p>
@@ -3482,7 +4054,6 @@
   <w:style w:type="character" w:default="1" w:styleId="DefaultParagraphFont">
     <w:name w:val="Default Paragraph Font"/>
     <w:uiPriority w:val="1"/>
-    <w:semiHidden/>
     <w:unhideWhenUsed/>
   </w:style>
   <w:style w:type="table" w:default="1" w:styleId="TableNormal">
